--- a/docs/Agent_Labs.docx
+++ b/docs/Agent_Labs.docx
@@ -53,6 +53,7 @@
         </w:rPr>
         <w:t xml:space="preserve">We gaan nu aan de slag met </w:t>
       </w:r>
+      <w:proofErr w:type="spellStart"/>
       <w:r>
         <w:rPr>
           <w:b/>
@@ -61,12 +62,14 @@
         </w:rPr>
         <w:t>Agents</w:t>
       </w:r>
+      <w:proofErr w:type="spellEnd"/>
       <w:r>
         <w:rPr>
           <w:lang w:val="nl-NL"/>
         </w:rPr>
         <w:t xml:space="preserve">. </w:t>
       </w:r>
+      <w:proofErr w:type="spellStart"/>
       <w:r>
         <w:rPr>
           <w:b/>
@@ -75,11 +78,40 @@
         </w:rPr>
         <w:t>Agents</w:t>
       </w:r>
-      <w:r>
-        <w:rPr>
-          <w:lang w:val="nl-NL"/>
-        </w:rPr>
-        <w:t xml:space="preserve"> zijn Large Language Models (LLM’s) die in een continue </w:t>
+      <w:proofErr w:type="spellEnd"/>
+      <w:r>
+        <w:rPr>
+          <w:lang w:val="nl-NL"/>
+        </w:rPr>
+        <w:t xml:space="preserve"> zijn Large Language </w:t>
+      </w:r>
+      <w:proofErr w:type="spellStart"/>
+      <w:r>
+        <w:rPr>
+          <w:lang w:val="nl-NL"/>
+        </w:rPr>
+        <w:t>Models</w:t>
+      </w:r>
+      <w:proofErr w:type="spellEnd"/>
+      <w:r>
+        <w:rPr>
+          <w:lang w:val="nl-NL"/>
+        </w:rPr>
+        <w:t xml:space="preserve"> (</w:t>
+      </w:r>
+      <w:proofErr w:type="spellStart"/>
+      <w:r>
+        <w:rPr>
+          <w:lang w:val="nl-NL"/>
+        </w:rPr>
+        <w:t>LLM’s</w:t>
+      </w:r>
+      <w:proofErr w:type="spellEnd"/>
+      <w:r>
+        <w:rPr>
+          <w:lang w:val="nl-NL"/>
+        </w:rPr>
+        <w:t xml:space="preserve">) die in een continue </w:t>
       </w:r>
       <w:r>
         <w:rPr>
@@ -117,7 +149,21 @@
         <w:rPr>
           <w:lang w:val="nl-NL"/>
         </w:rPr>
-        <w:t xml:space="preserve">, knowledge databases en kunnen </w:t>
+        <w:t xml:space="preserve">, </w:t>
+      </w:r>
+      <w:proofErr w:type="spellStart"/>
+      <w:r>
+        <w:rPr>
+          <w:lang w:val="nl-NL"/>
+        </w:rPr>
+        <w:t>knowledge</w:t>
+      </w:r>
+      <w:proofErr w:type="spellEnd"/>
+      <w:r>
+        <w:rPr>
+          <w:lang w:val="nl-NL"/>
+        </w:rPr>
+        <w:t xml:space="preserve"> databases en kunnen </w:t>
       </w:r>
       <w:r>
         <w:rPr>
@@ -142,7 +188,21 @@
         <w:rPr>
           <w:lang w:val="nl-NL"/>
         </w:rPr>
-        <w:t xml:space="preserve">Belangrijk om te begrijpen is dat LLM’s getraind zijn op publieke data en </w:t>
+        <w:t xml:space="preserve">Belangrijk om te begrijpen is dat </w:t>
+      </w:r>
+      <w:proofErr w:type="spellStart"/>
+      <w:r>
+        <w:rPr>
+          <w:lang w:val="nl-NL"/>
+        </w:rPr>
+        <w:t>LLM’s</w:t>
+      </w:r>
+      <w:proofErr w:type="spellEnd"/>
+      <w:r>
+        <w:rPr>
+          <w:lang w:val="nl-NL"/>
+        </w:rPr>
+        <w:t xml:space="preserve"> getraind zijn op publieke data en </w:t>
       </w:r>
       <w:r>
         <w:rPr>
@@ -168,7 +228,21 @@
         <w:rPr>
           <w:lang w:val="nl-NL"/>
         </w:rPr>
-        <w:t xml:space="preserve">Moderne LLM’s zijn daarnaast getraind om niet alleen antwoorden te genereren, maar ook om </w:t>
+        <w:t xml:space="preserve">Moderne </w:t>
+      </w:r>
+      <w:proofErr w:type="spellStart"/>
+      <w:r>
+        <w:rPr>
+          <w:lang w:val="nl-NL"/>
+        </w:rPr>
+        <w:t>LLM’s</w:t>
+      </w:r>
+      <w:proofErr w:type="spellEnd"/>
+      <w:r>
+        <w:rPr>
+          <w:lang w:val="nl-NL"/>
+        </w:rPr>
+        <w:t xml:space="preserve"> zijn daarnaast getraind om niet alleen antwoorden te genereren, maar ook om </w:t>
       </w:r>
       <w:r>
         <w:rPr>
@@ -203,11 +277,19 @@
           <w:lang w:val="nl-NL"/>
         </w:rPr>
       </w:pPr>
-      <w:r>
-        <w:rPr>
-          <w:lang w:val="nl-NL"/>
-        </w:rPr>
-        <w:t xml:space="preserve">Agents kunnen op verschillende manieren worden ingezet. </w:t>
+      <w:proofErr w:type="spellStart"/>
+      <w:r>
+        <w:rPr>
+          <w:lang w:val="nl-NL"/>
+        </w:rPr>
+        <w:t>Agents</w:t>
+      </w:r>
+      <w:proofErr w:type="spellEnd"/>
+      <w:r>
+        <w:rPr>
+          <w:lang w:val="nl-NL"/>
+        </w:rPr>
+        <w:t xml:space="preserve"> kunnen op verschillende manieren worden ingezet. </w:t>
       </w:r>
       <w:r>
         <w:rPr>
@@ -252,8 +334,23 @@
         <w:rPr>
           <w:lang w:val="nl-NL"/>
         </w:rPr>
-        <w:t xml:space="preserve">Daarnaast kunnen agents onderdeel zijn van </w:t>
-      </w:r>
+        <w:t xml:space="preserve">Daarnaast kunnen </w:t>
+      </w:r>
+      <w:proofErr w:type="spellStart"/>
+      <w:r>
+        <w:rPr>
+          <w:lang w:val="nl-NL"/>
+        </w:rPr>
+        <w:t>agents</w:t>
+      </w:r>
+      <w:proofErr w:type="spellEnd"/>
+      <w:r>
+        <w:rPr>
+          <w:lang w:val="nl-NL"/>
+        </w:rPr>
+        <w:t xml:space="preserve"> onderdeel zijn van </w:t>
+      </w:r>
+      <w:proofErr w:type="spellStart"/>
       <w:r>
         <w:rPr>
           <w:b/>
@@ -261,37 +358,108 @@
         </w:rPr>
         <w:t>workflows</w:t>
       </w:r>
-      <w:r>
-        <w:rPr>
-          <w:lang w:val="nl-NL"/>
-        </w:rPr>
-        <w:t>, waarbij meerdere gespecialiseerde agents samenwerken, ieder met een eigen rol, zoals analyseren, plannen, beslissen en uitvoeren.</w:t>
-      </w:r>
-    </w:p>
-    <w:p>
-      <w:pPr>
-        <w:rPr>
-          <w:lang w:val="nl-NL"/>
-        </w:rPr>
-      </w:pPr>
-      <w:r>
-        <w:rPr>
-          <w:lang w:val="nl-NL"/>
-        </w:rPr>
-        <w:t>Op deze manier ontstaan flexibele, modulaire oplossingen waarin agents zelfstandig taken afhandelen, elkaar aansturen en waar nodig de gebruiker betrekken.</w:t>
-      </w:r>
-    </w:p>
-    <w:p>
-      <w:pPr>
-        <w:rPr>
-          <w:lang w:val="nl-NL"/>
-        </w:rPr>
-      </w:pPr>
-      <w:r>
-        <w:rPr>
-          <w:lang w:val="nl-NL"/>
-        </w:rPr>
-        <w:t>In dit document doorloop je stap voor stap hoe je inlogt op Azure AI Foundry, een project selecteert en een eerste agent aanmaakt (inclusief het koppelen van tools zoals Fabric Data Agent en Foundry IQ).</w:t>
+      <w:proofErr w:type="spellEnd"/>
+      <w:r>
+        <w:rPr>
+          <w:lang w:val="nl-NL"/>
+        </w:rPr>
+        <w:t xml:space="preserve">, waarbij meerdere gespecialiseerde </w:t>
+      </w:r>
+      <w:proofErr w:type="spellStart"/>
+      <w:r>
+        <w:rPr>
+          <w:lang w:val="nl-NL"/>
+        </w:rPr>
+        <w:t>agents</w:t>
+      </w:r>
+      <w:proofErr w:type="spellEnd"/>
+      <w:r>
+        <w:rPr>
+          <w:lang w:val="nl-NL"/>
+        </w:rPr>
+        <w:t xml:space="preserve"> samenwerken, ieder met een eigen rol, zoals analyseren, plannen, beslissen en uitvoeren.</w:t>
+      </w:r>
+    </w:p>
+    <w:p>
+      <w:pPr>
+        <w:rPr>
+          <w:lang w:val="nl-NL"/>
+        </w:rPr>
+      </w:pPr>
+      <w:r>
+        <w:rPr>
+          <w:lang w:val="nl-NL"/>
+        </w:rPr>
+        <w:t xml:space="preserve">Op deze manier ontstaan flexibele, modulaire oplossingen waarin </w:t>
+      </w:r>
+      <w:proofErr w:type="spellStart"/>
+      <w:r>
+        <w:rPr>
+          <w:lang w:val="nl-NL"/>
+        </w:rPr>
+        <w:t>agents</w:t>
+      </w:r>
+      <w:proofErr w:type="spellEnd"/>
+      <w:r>
+        <w:rPr>
+          <w:lang w:val="nl-NL"/>
+        </w:rPr>
+        <w:t xml:space="preserve"> zelfstandig taken afhandelen, elkaar aansturen en waar nodig de gebruiker betrekken.</w:t>
+      </w:r>
+    </w:p>
+    <w:p>
+      <w:pPr>
+        <w:rPr>
+          <w:lang w:val="nl-NL"/>
+        </w:rPr>
+      </w:pPr>
+      <w:r>
+        <w:rPr>
+          <w:lang w:val="nl-NL"/>
+        </w:rPr>
+        <w:t xml:space="preserve">In dit document doorloop je stap voor stap hoe je inlogt op Azure AI </w:t>
+      </w:r>
+      <w:proofErr w:type="spellStart"/>
+      <w:r>
+        <w:rPr>
+          <w:lang w:val="nl-NL"/>
+        </w:rPr>
+        <w:t>Foundry</w:t>
+      </w:r>
+      <w:proofErr w:type="spellEnd"/>
+      <w:r>
+        <w:rPr>
+          <w:lang w:val="nl-NL"/>
+        </w:rPr>
+        <w:t xml:space="preserve">, een project selecteert en een eerste agent aanmaakt (inclusief het koppelen van tools zoals </w:t>
+      </w:r>
+      <w:proofErr w:type="spellStart"/>
+      <w:r>
+        <w:rPr>
+          <w:lang w:val="nl-NL"/>
+        </w:rPr>
+        <w:t>Fabric</w:t>
+      </w:r>
+      <w:proofErr w:type="spellEnd"/>
+      <w:r>
+        <w:rPr>
+          <w:lang w:val="nl-NL"/>
+        </w:rPr>
+        <w:t xml:space="preserve"> Data Agent en </w:t>
+      </w:r>
+      <w:proofErr w:type="spellStart"/>
+      <w:r>
+        <w:rPr>
+          <w:lang w:val="nl-NL"/>
+        </w:rPr>
+        <w:t>Foundry</w:t>
+      </w:r>
+      <w:proofErr w:type="spellEnd"/>
+      <w:r>
+        <w:rPr>
+          <w:lang w:val="nl-NL"/>
+        </w:rPr>
+        <w:t xml:space="preserve"> IQ).</w:t>
       </w:r>
     </w:p>
     <w:p>
@@ -371,8 +539,16 @@
         <w:rPr>
           <w:lang w:val="nl-NL"/>
         </w:rPr>
-        <w:t xml:space="preserve"> van Microsoft Foundry</w:t>
-      </w:r>
+        <w:t xml:space="preserve"> van Microsoft </w:t>
+      </w:r>
+      <w:proofErr w:type="spellStart"/>
+      <w:r>
+        <w:rPr>
+          <w:lang w:val="nl-NL"/>
+        </w:rPr>
+        <w:t>Foundry</w:t>
+      </w:r>
+      <w:proofErr w:type="spellEnd"/>
     </w:p>
     <w:p>
       <w:pPr>
@@ -421,11 +597,19 @@
         </w:rPr>
         <w:t xml:space="preserve">de </w:t>
       </w:r>
-      <w:r>
-        <w:rPr>
-          <w:lang w:val="nl-NL"/>
-        </w:rPr>
-        <w:t xml:space="preserve">Fabric </w:t>
+      <w:proofErr w:type="spellStart"/>
+      <w:r>
+        <w:rPr>
+          <w:lang w:val="nl-NL"/>
+        </w:rPr>
+        <w:t>Fabric</w:t>
+      </w:r>
+      <w:proofErr w:type="spellEnd"/>
+      <w:r>
+        <w:rPr>
+          <w:lang w:val="nl-NL"/>
+        </w:rPr>
+        <w:t xml:space="preserve"> </w:t>
       </w:r>
       <w:r>
         <w:rPr>
@@ -437,8 +621,16 @@
         <w:rPr>
           <w:lang w:val="nl-NL"/>
         </w:rPr>
-        <w:t xml:space="preserve"> in Microsoft Foundry</w:t>
-      </w:r>
+        <w:t xml:space="preserve"> in Microsoft </w:t>
+      </w:r>
+      <w:proofErr w:type="spellStart"/>
+      <w:r>
+        <w:rPr>
+          <w:lang w:val="nl-NL"/>
+        </w:rPr>
+        <w:t>Foundry</w:t>
+      </w:r>
+      <w:proofErr w:type="spellEnd"/>
     </w:p>
     <w:p>
       <w:pPr>
@@ -479,7 +671,21 @@
         <w:rPr>
           <w:lang w:val="nl-NL"/>
         </w:rPr>
-        <w:t>ebruik Foundry IQ en MC</w:t>
+        <w:t xml:space="preserve">ebruik </w:t>
+      </w:r>
+      <w:proofErr w:type="spellStart"/>
+      <w:r>
+        <w:rPr>
+          <w:lang w:val="nl-NL"/>
+        </w:rPr>
+        <w:t>Foundry</w:t>
+      </w:r>
+      <w:proofErr w:type="spellEnd"/>
+      <w:r>
+        <w:rPr>
+          <w:lang w:val="nl-NL"/>
+        </w:rPr>
+        <w:t xml:space="preserve"> IQ en MC</w:t>
       </w:r>
       <w:r>
         <w:rPr>
@@ -538,8 +744,20 @@
           <w:szCs w:val="32"/>
           <w:lang w:val="nl-NL"/>
         </w:rPr>
-        <w:t>Inloggen en verkennen van Microsoft Foundry</w:t>
-      </w:r>
+        <w:t xml:space="preserve">Inloggen en verkennen van Microsoft </w:t>
+      </w:r>
+      <w:proofErr w:type="spellStart"/>
+      <w:r>
+        <w:rPr>
+          <w:b/>
+          <w:bCs/>
+          <w:sz w:val="32"/>
+          <w:szCs w:val="32"/>
+          <w:lang w:val="nl-NL"/>
+        </w:rPr>
+        <w:t>Foundry</w:t>
+      </w:r>
+      <w:proofErr w:type="spellEnd"/>
     </w:p>
     <w:p>
       <w:pPr>
@@ -563,15 +781,43 @@
           <w:szCs w:val="24"/>
           <w:lang w:val="nl-NL"/>
         </w:rPr>
-        <w:t>Microsoft Foundry</w:t>
-      </w:r>
-      <w:r>
-        <w:rPr>
-          <w:sz w:val="24"/>
-          <w:szCs w:val="24"/>
-          <w:lang w:val="nl-NL"/>
-        </w:rPr>
-        <w:t xml:space="preserve"> omgeving en een aantal zaken opzetten om aan de slag te gaan met Data Agents.</w:t>
+        <w:t xml:space="preserve">Microsoft </w:t>
+      </w:r>
+      <w:proofErr w:type="spellStart"/>
+      <w:r>
+        <w:rPr>
+          <w:sz w:val="24"/>
+          <w:szCs w:val="24"/>
+          <w:lang w:val="nl-NL"/>
+        </w:rPr>
+        <w:t>Foundry</w:t>
+      </w:r>
+      <w:proofErr w:type="spellEnd"/>
+      <w:r>
+        <w:rPr>
+          <w:sz w:val="24"/>
+          <w:szCs w:val="24"/>
+          <w:lang w:val="nl-NL"/>
+        </w:rPr>
+        <w:t xml:space="preserve"> omgeving en een aantal zaken opzetten om aan de slag te gaan met Data </w:t>
+      </w:r>
+      <w:proofErr w:type="spellStart"/>
+      <w:r>
+        <w:rPr>
+          <w:sz w:val="24"/>
+          <w:szCs w:val="24"/>
+          <w:lang w:val="nl-NL"/>
+        </w:rPr>
+        <w:t>Agents</w:t>
+      </w:r>
+      <w:proofErr w:type="spellEnd"/>
+      <w:r>
+        <w:rPr>
+          <w:sz w:val="24"/>
+          <w:szCs w:val="24"/>
+          <w:lang w:val="nl-NL"/>
+        </w:rPr>
+        <w:t>.</w:t>
       </w:r>
     </w:p>
     <w:p>
@@ -688,7 +934,25 @@
           <w:szCs w:val="24"/>
           <w:lang w:val="nl-NL"/>
         </w:rPr>
-        <w:t>die beschikbaar zijn in de GitHub repository.</w:t>
+        <w:t xml:space="preserve">die beschikbaar zijn in de GitHub </w:t>
+      </w:r>
+      <w:proofErr w:type="spellStart"/>
+      <w:r>
+        <w:rPr>
+          <w:sz w:val="24"/>
+          <w:szCs w:val="24"/>
+          <w:lang w:val="nl-NL"/>
+        </w:rPr>
+        <w:t>repository</w:t>
+      </w:r>
+      <w:proofErr w:type="spellEnd"/>
+      <w:r>
+        <w:rPr>
+          <w:sz w:val="24"/>
+          <w:szCs w:val="24"/>
+          <w:lang w:val="nl-NL"/>
+        </w:rPr>
+        <w:t>.</w:t>
       </w:r>
     </w:p>
     <w:p>
@@ -711,6 +975,7 @@
         </w:rPr>
         <w:t xml:space="preserve">Aan de slag met </w:t>
       </w:r>
+      <w:proofErr w:type="spellStart"/>
       <w:r>
         <w:rPr>
           <w:b/>
@@ -721,6 +986,7 @@
         </w:rPr>
         <w:t>Foundry</w:t>
       </w:r>
+      <w:proofErr w:type="spellEnd"/>
     </w:p>
     <w:p>
       <w:pPr>
@@ -760,6 +1026,7 @@
         </w:rPr>
         <w:t xml:space="preserve">Inloggen bij Microsoft </w:t>
       </w:r>
+      <w:proofErr w:type="spellStart"/>
       <w:r>
         <w:rPr>
           <w:sz w:val="24"/>
@@ -774,7 +1041,16 @@
           <w:szCs w:val="24"/>
           <w:lang w:val="nl-NL"/>
         </w:rPr>
-        <w:t>c met de tijdelijke login gegevens.</w:t>
+        <w:t>c</w:t>
+      </w:r>
+      <w:proofErr w:type="spellEnd"/>
+      <w:r>
+        <w:rPr>
+          <w:sz w:val="24"/>
+          <w:szCs w:val="24"/>
+          <w:lang w:val="nl-NL"/>
+        </w:rPr>
+        <w:t xml:space="preserve"> met de tijdelijke login gegevens.</w:t>
       </w:r>
     </w:p>
     <w:p>
@@ -823,6 +1099,7 @@
         </w:rPr>
         <w:t xml:space="preserve">Stap 1: Log in bij Microsoft </w:t>
       </w:r>
+      <w:proofErr w:type="spellStart"/>
       <w:r>
         <w:rPr>
           <w:sz w:val="28"/>
@@ -831,6 +1108,7 @@
         </w:rPr>
         <w:t>Foundry</w:t>
       </w:r>
+      <w:proofErr w:type="spellEnd"/>
     </w:p>
     <w:p>
       <w:pPr>
@@ -958,7 +1236,16 @@
           <w:szCs w:val="24"/>
           <w:lang w:val="nl-NL"/>
         </w:rPr>
-        <w:t xml:space="preserve"> in en druk </w:t>
+        <w:t xml:space="preserve"> in en </w:t>
+      </w:r>
+      <w:proofErr w:type="gramStart"/>
+      <w:r>
+        <w:rPr>
+          <w:sz w:val="24"/>
+          <w:szCs w:val="24"/>
+          <w:lang w:val="nl-NL"/>
+        </w:rPr>
+        <w:t xml:space="preserve">druk </w:t>
       </w:r>
       <w:r>
         <w:rPr>
@@ -968,7 +1255,30 @@
           <w:szCs w:val="24"/>
           <w:lang w:val="nl-NL"/>
         </w:rPr>
-        <w:t xml:space="preserve"> Sign in</w:t>
+        <w:t xml:space="preserve"> </w:t>
+      </w:r>
+      <w:proofErr w:type="spellStart"/>
+      <w:r>
+        <w:rPr>
+          <w:i/>
+          <w:iCs/>
+          <w:sz w:val="24"/>
+          <w:szCs w:val="24"/>
+          <w:lang w:val="nl-NL"/>
+        </w:rPr>
+        <w:t>Sign</w:t>
+      </w:r>
+      <w:proofErr w:type="spellEnd"/>
+      <w:proofErr w:type="gramEnd"/>
+      <w:r>
+        <w:rPr>
+          <w:i/>
+          <w:iCs/>
+          <w:sz w:val="24"/>
+          <w:szCs w:val="24"/>
+          <w:lang w:val="nl-NL"/>
+        </w:rPr>
+        <w:t xml:space="preserve"> in</w:t>
       </w:r>
     </w:p>
     <w:p>
@@ -1076,6 +1386,7 @@
         </w:rPr>
         <w:t xml:space="preserve"> kom je op de </w:t>
       </w:r>
+      <w:proofErr w:type="spellStart"/>
       <w:r>
         <w:rPr>
           <w:sz w:val="24"/>
@@ -1084,6 +1395,7 @@
         </w:rPr>
         <w:t>Foundry</w:t>
       </w:r>
+      <w:proofErr w:type="spellEnd"/>
       <w:r>
         <w:rPr>
           <w:sz w:val="24"/>
@@ -1278,6 +1590,7 @@
         </w:rPr>
         <w:t xml:space="preserve">Selecteer het project: </w:t>
       </w:r>
+      <w:proofErr w:type="spellStart"/>
       <w:r>
         <w:rPr>
           <w:b/>
@@ -1287,6 +1600,7 @@
         </w:rPr>
         <w:t>proj-labxx</w:t>
       </w:r>
+      <w:proofErr w:type="spellEnd"/>
       <w:r>
         <w:rPr>
           <w:sz w:val="24"/>
@@ -1367,25 +1681,44 @@
           <w:rStyle w:val="SubtleEmphasis"/>
           <w:lang w:val="nl-NL"/>
         </w:rPr>
-        <w:t>Korte uitleg: Microsoft Foundry</w:t>
-      </w:r>
-    </w:p>
-    <w:p>
-      <w:pPr>
-        <w:rPr>
-          <w:sz w:val="24"/>
-          <w:szCs w:val="24"/>
-          <w:lang w:val="nl-NL"/>
-        </w:rPr>
-      </w:pPr>
-      <w:r>
-        <w:rPr>
-          <w:sz w:val="24"/>
-          <w:szCs w:val="24"/>
-          <w:lang w:val="nl-NL"/>
-        </w:rPr>
-        <w:t>Microsoft Foundry</w:t>
-      </w:r>
+        <w:t xml:space="preserve">Korte uitleg: Microsoft </w:t>
+      </w:r>
+      <w:proofErr w:type="spellStart"/>
+      <w:r>
+        <w:rPr>
+          <w:rStyle w:val="SubtleEmphasis"/>
+          <w:lang w:val="nl-NL"/>
+        </w:rPr>
+        <w:t>Foundry</w:t>
+      </w:r>
+      <w:proofErr w:type="spellEnd"/>
+    </w:p>
+    <w:p>
+      <w:pPr>
+        <w:rPr>
+          <w:sz w:val="24"/>
+          <w:szCs w:val="24"/>
+          <w:lang w:val="nl-NL"/>
+        </w:rPr>
+      </w:pPr>
+      <w:r>
+        <w:rPr>
+          <w:sz w:val="24"/>
+          <w:szCs w:val="24"/>
+          <w:lang w:val="nl-NL"/>
+        </w:rPr>
+        <w:t xml:space="preserve">Microsoft </w:t>
+      </w:r>
+      <w:proofErr w:type="spellStart"/>
+      <w:r>
+        <w:rPr>
+          <w:sz w:val="24"/>
+          <w:szCs w:val="24"/>
+          <w:lang w:val="nl-NL"/>
+        </w:rPr>
+        <w:t>Foundry</w:t>
+      </w:r>
+      <w:proofErr w:type="spellEnd"/>
       <w:r>
         <w:rPr>
           <w:sz w:val="24"/>
@@ -1394,6 +1727,7 @@
         </w:rPr>
         <w:t xml:space="preserve"> is de omgeving waarin je AI-oplossingen ontwikkelt en beheert. Het startpunt is een </w:t>
       </w:r>
+      <w:proofErr w:type="spellStart"/>
       <w:r>
         <w:rPr>
           <w:b/>
@@ -1401,15 +1735,43 @@
           <w:szCs w:val="24"/>
           <w:lang w:val="nl-NL"/>
         </w:rPr>
-        <w:t>Foundry-resource</w:t>
-      </w:r>
-      <w:r>
-        <w:rPr>
-          <w:sz w:val="24"/>
-          <w:szCs w:val="24"/>
-          <w:lang w:val="nl-NL"/>
-        </w:rPr>
-        <w:t>: de centrale plek waar toegang, modellen en herbruikbare agents samenkomen.</w:t>
+        <w:t>Foundry</w:t>
+      </w:r>
+      <w:proofErr w:type="spellEnd"/>
+      <w:r>
+        <w:rPr>
+          <w:b/>
+          <w:sz w:val="24"/>
+          <w:szCs w:val="24"/>
+          <w:lang w:val="nl-NL"/>
+        </w:rPr>
+        <w:t>-resource</w:t>
+      </w:r>
+      <w:r>
+        <w:rPr>
+          <w:sz w:val="24"/>
+          <w:szCs w:val="24"/>
+          <w:lang w:val="nl-NL"/>
+        </w:rPr>
+        <w:t xml:space="preserve">: de centrale plek waar toegang, modellen en herbruikbare </w:t>
+      </w:r>
+      <w:proofErr w:type="spellStart"/>
+      <w:r>
+        <w:rPr>
+          <w:sz w:val="24"/>
+          <w:szCs w:val="24"/>
+          <w:lang w:val="nl-NL"/>
+        </w:rPr>
+        <w:t>agents</w:t>
+      </w:r>
+      <w:proofErr w:type="spellEnd"/>
+      <w:r>
+        <w:rPr>
+          <w:sz w:val="24"/>
+          <w:szCs w:val="24"/>
+          <w:lang w:val="nl-NL"/>
+        </w:rPr>
+        <w:t xml:space="preserve"> samenkomen.</w:t>
       </w:r>
     </w:p>
     <w:p>
@@ -1435,7 +1797,25 @@
           <w:szCs w:val="24"/>
           <w:lang w:val="nl-NL"/>
         </w:rPr>
-        <w:t xml:space="preserve"> maak binnen één Foundry resource één of meerdere </w:t>
+        <w:t xml:space="preserve"> maak binnen één </w:t>
+      </w:r>
+      <w:proofErr w:type="spellStart"/>
+      <w:r>
+        <w:rPr>
+          <w:sz w:val="24"/>
+          <w:szCs w:val="24"/>
+          <w:lang w:val="nl-NL"/>
+        </w:rPr>
+        <w:t>Foundry</w:t>
+      </w:r>
+      <w:proofErr w:type="spellEnd"/>
+      <w:r>
+        <w:rPr>
+          <w:sz w:val="24"/>
+          <w:szCs w:val="24"/>
+          <w:lang w:val="nl-NL"/>
+        </w:rPr>
+        <w:t xml:space="preserve"> resource één of meerdere </w:t>
       </w:r>
       <w:r>
         <w:rPr>
@@ -1452,14 +1832,112 @@
           <w:szCs w:val="24"/>
           <w:lang w:val="nl-NL"/>
         </w:rPr>
-        <w:t xml:space="preserve"> aan om use cases (of teams/omgevingen) te scheiden. </w:t>
-      </w:r>
-      <w:r>
-        <w:rPr>
-          <w:sz w:val="24"/>
-          <w:szCs w:val="24"/>
-        </w:rPr>
-        <w:t>Zo blijven instellingen, assets en rechten overzichtelijk.</w:t>
+        <w:t xml:space="preserve"> aan om </w:t>
+      </w:r>
+      <w:proofErr w:type="spellStart"/>
+      <w:r>
+        <w:rPr>
+          <w:sz w:val="24"/>
+          <w:szCs w:val="24"/>
+          <w:lang w:val="nl-NL"/>
+        </w:rPr>
+        <w:t>use</w:t>
+      </w:r>
+      <w:proofErr w:type="spellEnd"/>
+      <w:r>
+        <w:rPr>
+          <w:sz w:val="24"/>
+          <w:szCs w:val="24"/>
+          <w:lang w:val="nl-NL"/>
+        </w:rPr>
+        <w:t xml:space="preserve"> cases (of teams/omgevingen) te scheiden. </w:t>
+      </w:r>
+      <w:r>
+        <w:rPr>
+          <w:sz w:val="24"/>
+          <w:szCs w:val="24"/>
+        </w:rPr>
+        <w:t xml:space="preserve">Zo </w:t>
+      </w:r>
+      <w:proofErr w:type="spellStart"/>
+      <w:r>
+        <w:rPr>
+          <w:sz w:val="24"/>
+          <w:szCs w:val="24"/>
+        </w:rPr>
+        <w:t>blijven</w:t>
+      </w:r>
+      <w:proofErr w:type="spellEnd"/>
+      <w:r>
+        <w:rPr>
+          <w:sz w:val="24"/>
+          <w:szCs w:val="24"/>
+        </w:rPr>
+        <w:t xml:space="preserve"> </w:t>
+      </w:r>
+      <w:proofErr w:type="spellStart"/>
+      <w:r>
+        <w:rPr>
+          <w:sz w:val="24"/>
+          <w:szCs w:val="24"/>
+        </w:rPr>
+        <w:t>instellingen</w:t>
+      </w:r>
+      <w:proofErr w:type="spellEnd"/>
+      <w:r>
+        <w:rPr>
+          <w:sz w:val="24"/>
+          <w:szCs w:val="24"/>
+        </w:rPr>
+        <w:t xml:space="preserve">, assets </w:t>
+      </w:r>
+      <w:proofErr w:type="spellStart"/>
+      <w:r>
+        <w:rPr>
+          <w:sz w:val="24"/>
+          <w:szCs w:val="24"/>
+        </w:rPr>
+        <w:t>en</w:t>
+      </w:r>
+      <w:proofErr w:type="spellEnd"/>
+      <w:r>
+        <w:rPr>
+          <w:sz w:val="24"/>
+          <w:szCs w:val="24"/>
+        </w:rPr>
+        <w:t xml:space="preserve"> </w:t>
+      </w:r>
+      <w:proofErr w:type="spellStart"/>
+      <w:r>
+        <w:rPr>
+          <w:sz w:val="24"/>
+          <w:szCs w:val="24"/>
+        </w:rPr>
+        <w:t>rechten</w:t>
+      </w:r>
+      <w:proofErr w:type="spellEnd"/>
+      <w:r>
+        <w:rPr>
+          <w:sz w:val="24"/>
+          <w:szCs w:val="24"/>
+        </w:rPr>
+        <w:t xml:space="preserve"> </w:t>
+      </w:r>
+      <w:proofErr w:type="spellStart"/>
+      <w:r>
+        <w:rPr>
+          <w:sz w:val="24"/>
+          <w:szCs w:val="24"/>
+        </w:rPr>
+        <w:t>overzichtelijk</w:t>
+      </w:r>
+      <w:proofErr w:type="spellEnd"/>
+      <w:r>
+        <w:rPr>
+          <w:sz w:val="24"/>
+          <w:szCs w:val="24"/>
+        </w:rPr>
+        <w:t>.</w:t>
       </w:r>
     </w:p>
     <w:p>
@@ -1473,6 +1951,7 @@
           <w:lang w:val="nl-NL"/>
         </w:rPr>
       </w:pPr>
+      <w:proofErr w:type="spellStart"/>
       <w:r>
         <w:rPr>
           <w:b/>
@@ -1480,7 +1959,17 @@
           <w:szCs w:val="24"/>
           <w:lang w:val="nl-NL"/>
         </w:rPr>
-        <w:t>Agents:</w:t>
+        <w:t>Agents</w:t>
+      </w:r>
+      <w:proofErr w:type="spellEnd"/>
+      <w:r>
+        <w:rPr>
+          <w:b/>
+          <w:sz w:val="24"/>
+          <w:szCs w:val="24"/>
+          <w:lang w:val="nl-NL"/>
+        </w:rPr>
+        <w:t>:</w:t>
       </w:r>
       <w:r>
         <w:rPr>
@@ -1490,6 +1979,7 @@
         </w:rPr>
         <w:t xml:space="preserve"> binnen een project maak je </w:t>
       </w:r>
+      <w:proofErr w:type="spellStart"/>
       <w:r>
         <w:rPr>
           <w:b/>
@@ -1499,13 +1989,32 @@
         </w:rPr>
         <w:t>agents</w:t>
       </w:r>
-      <w:r>
-        <w:rPr>
-          <w:sz w:val="24"/>
-          <w:szCs w:val="24"/>
-          <w:lang w:val="nl-NL"/>
-        </w:rPr>
-        <w:t xml:space="preserve"> voor verschillende use cases (bijv. </w:t>
+      <w:proofErr w:type="spellEnd"/>
+      <w:r>
+        <w:rPr>
+          <w:sz w:val="24"/>
+          <w:szCs w:val="24"/>
+          <w:lang w:val="nl-NL"/>
+        </w:rPr>
+        <w:t xml:space="preserve"> voor verschillende </w:t>
+      </w:r>
+      <w:proofErr w:type="spellStart"/>
+      <w:r>
+        <w:rPr>
+          <w:sz w:val="24"/>
+          <w:szCs w:val="24"/>
+          <w:lang w:val="nl-NL"/>
+        </w:rPr>
+        <w:t>use</w:t>
+      </w:r>
+      <w:proofErr w:type="spellEnd"/>
+      <w:r>
+        <w:rPr>
+          <w:sz w:val="24"/>
+          <w:szCs w:val="24"/>
+          <w:lang w:val="nl-NL"/>
+        </w:rPr>
+        <w:t xml:space="preserve"> cases (bijv. </w:t>
       </w:r>
       <w:r>
         <w:rPr>
@@ -1515,13 +2024,23 @@
         </w:rPr>
         <w:t xml:space="preserve">Q&amp;A, samenvatten of proces-/workflow-automatisering). </w:t>
       </w:r>
-      <w:r>
-        <w:rPr>
-          <w:sz w:val="24"/>
-          <w:szCs w:val="24"/>
-          <w:lang w:val="nl-NL"/>
-        </w:rPr>
-        <w:t>Agents gebruiken de modellen en tools die voor jouw project beschikbaar zijn.</w:t>
+      <w:proofErr w:type="spellStart"/>
+      <w:r>
+        <w:rPr>
+          <w:sz w:val="24"/>
+          <w:szCs w:val="24"/>
+          <w:lang w:val="nl-NL"/>
+        </w:rPr>
+        <w:t>Agents</w:t>
+      </w:r>
+      <w:proofErr w:type="spellEnd"/>
+      <w:r>
+        <w:rPr>
+          <w:sz w:val="24"/>
+          <w:szCs w:val="24"/>
+          <w:lang w:val="nl-NL"/>
+        </w:rPr>
+        <w:t xml:space="preserve"> gebruiken de modellen en tools die voor jouw project beschikbaar zijn.</w:t>
       </w:r>
     </w:p>
     <w:p>
@@ -1550,8 +2069,27 @@
           <w:szCs w:val="24"/>
           <w:lang w:val="nl-NL"/>
         </w:rPr>
-        <w:t xml:space="preserve"> op de Foundry resource staan modellen die </w:t>
-      </w:r>
+        <w:t xml:space="preserve"> op de </w:t>
+      </w:r>
+      <w:proofErr w:type="spellStart"/>
+      <w:r>
+        <w:rPr>
+          <w:sz w:val="24"/>
+          <w:szCs w:val="24"/>
+          <w:lang w:val="nl-NL"/>
+        </w:rPr>
+        <w:t>Foundry</w:t>
+      </w:r>
+      <w:proofErr w:type="spellEnd"/>
+      <w:r>
+        <w:rPr>
+          <w:sz w:val="24"/>
+          <w:szCs w:val="24"/>
+          <w:lang w:val="nl-NL"/>
+        </w:rPr>
+        <w:t xml:space="preserve"> resource staan modellen die </w:t>
+      </w:r>
+      <w:proofErr w:type="spellStart"/>
       <w:r>
         <w:rPr>
           <w:b/>
@@ -1561,6 +2099,7 @@
         </w:rPr>
         <w:t>gedeployed</w:t>
       </w:r>
+      <w:proofErr w:type="spellEnd"/>
       <w:r>
         <w:rPr>
           <w:sz w:val="24"/>
@@ -1569,6 +2108,7 @@
         </w:rPr>
         <w:t xml:space="preserve"> zijn of door iemand met de </w:t>
       </w:r>
+      <w:proofErr w:type="spellStart"/>
       <w:r>
         <w:rPr>
           <w:b/>
@@ -1576,7 +2116,17 @@
           <w:szCs w:val="24"/>
           <w:lang w:val="nl-NL"/>
         </w:rPr>
-        <w:t>admin-rol</w:t>
+        <w:t>admin</w:t>
+      </w:r>
+      <w:proofErr w:type="spellEnd"/>
+      <w:r>
+        <w:rPr>
+          <w:b/>
+          <w:sz w:val="24"/>
+          <w:szCs w:val="24"/>
+          <w:lang w:val="nl-NL"/>
+        </w:rPr>
+        <w:t>-rol</w:t>
       </w:r>
       <w:r>
         <w:rPr>
@@ -1614,7 +2164,43 @@
           <w:szCs w:val="24"/>
           <w:lang w:val="nl-NL"/>
         </w:rPr>
-        <w:t xml:space="preserve"> je kunt tools gebruiken die al (deels) vooraf geconfigureerd zijn, zoals data-bronnen, search/retrieval, connectors of andere capabilities. Daarmee kun je sneller starten zonder alles zelf in te richten.</w:t>
+        <w:t xml:space="preserve"> je kunt tools gebruiken die al (deels) vooraf geconfigureerd zijn, zoals data-bronnen, search/retrieval, </w:t>
+      </w:r>
+      <w:proofErr w:type="spellStart"/>
+      <w:r>
+        <w:rPr>
+          <w:sz w:val="24"/>
+          <w:szCs w:val="24"/>
+          <w:lang w:val="nl-NL"/>
+        </w:rPr>
+        <w:t>connectors</w:t>
+      </w:r>
+      <w:proofErr w:type="spellEnd"/>
+      <w:r>
+        <w:rPr>
+          <w:sz w:val="24"/>
+          <w:szCs w:val="24"/>
+          <w:lang w:val="nl-NL"/>
+        </w:rPr>
+        <w:t xml:space="preserve"> of andere </w:t>
+      </w:r>
+      <w:proofErr w:type="spellStart"/>
+      <w:r>
+        <w:rPr>
+          <w:sz w:val="24"/>
+          <w:szCs w:val="24"/>
+          <w:lang w:val="nl-NL"/>
+        </w:rPr>
+        <w:t>capabilities</w:t>
+      </w:r>
+      <w:proofErr w:type="spellEnd"/>
+      <w:r>
+        <w:rPr>
+          <w:sz w:val="24"/>
+          <w:szCs w:val="24"/>
+          <w:lang w:val="nl-NL"/>
+        </w:rPr>
+        <w:t>. Daarmee kun je sneller starten zonder alles zelf in te richten.</w:t>
       </w:r>
     </w:p>
     <w:p>
@@ -1640,7 +2226,61 @@
           <w:szCs w:val="24"/>
           <w:lang w:val="nl-NL"/>
         </w:rPr>
-        <w:t xml:space="preserve"> de Foundry-resource biedt de basis (toegang, modellen en gedeelde tools). Binnen projecten bouw je agents voor specifieke use-cases.</w:t>
+        <w:t xml:space="preserve"> de </w:t>
+      </w:r>
+      <w:proofErr w:type="spellStart"/>
+      <w:r>
+        <w:rPr>
+          <w:sz w:val="24"/>
+          <w:szCs w:val="24"/>
+          <w:lang w:val="nl-NL"/>
+        </w:rPr>
+        <w:t>Foundry</w:t>
+      </w:r>
+      <w:proofErr w:type="spellEnd"/>
+      <w:r>
+        <w:rPr>
+          <w:sz w:val="24"/>
+          <w:szCs w:val="24"/>
+          <w:lang w:val="nl-NL"/>
+        </w:rPr>
+        <w:t xml:space="preserve">-resource biedt de basis (toegang, modellen en gedeelde tools). Binnen projecten bouw je </w:t>
+      </w:r>
+      <w:proofErr w:type="spellStart"/>
+      <w:r>
+        <w:rPr>
+          <w:sz w:val="24"/>
+          <w:szCs w:val="24"/>
+          <w:lang w:val="nl-NL"/>
+        </w:rPr>
+        <w:t>agents</w:t>
+      </w:r>
+      <w:proofErr w:type="spellEnd"/>
+      <w:r>
+        <w:rPr>
+          <w:sz w:val="24"/>
+          <w:szCs w:val="24"/>
+          <w:lang w:val="nl-NL"/>
+        </w:rPr>
+        <w:t xml:space="preserve"> voor specifieke </w:t>
+      </w:r>
+      <w:proofErr w:type="spellStart"/>
+      <w:r>
+        <w:rPr>
+          <w:sz w:val="24"/>
+          <w:szCs w:val="24"/>
+          <w:lang w:val="nl-NL"/>
+        </w:rPr>
+        <w:t>use</w:t>
+      </w:r>
+      <w:proofErr w:type="spellEnd"/>
+      <w:r>
+        <w:rPr>
+          <w:sz w:val="24"/>
+          <w:szCs w:val="24"/>
+          <w:lang w:val="nl-NL"/>
+        </w:rPr>
+        <w:t>-cases.</w:t>
       </w:r>
     </w:p>
     <w:p>
@@ -1659,13 +2299,23 @@
         </w:rPr>
         <w:t xml:space="preserve">Stap 2: </w:t>
       </w:r>
+      <w:proofErr w:type="spellStart"/>
       <w:r>
         <w:rPr>
           <w:sz w:val="28"/>
           <w:szCs w:val="28"/>
           <w:lang w:val="nl-NL"/>
         </w:rPr>
-        <w:t>Foundry verkennen</w:t>
+        <w:t>Foundry</w:t>
+      </w:r>
+      <w:proofErr w:type="spellEnd"/>
+      <w:r>
+        <w:rPr>
+          <w:sz w:val="28"/>
+          <w:szCs w:val="28"/>
+          <w:lang w:val="nl-NL"/>
+        </w:rPr>
+        <w:t xml:space="preserve"> verkennen</w:t>
       </w:r>
     </w:p>
     <w:p>
@@ -1687,7 +2337,25 @@
           <w:szCs w:val="24"/>
           <w:lang w:val="nl-NL"/>
         </w:rPr>
-        <w:t>Kies Build en verken de verschillende onderdelen van de omgeving.</w:t>
+        <w:t xml:space="preserve">Kies </w:t>
+      </w:r>
+      <w:proofErr w:type="spellStart"/>
+      <w:r>
+        <w:rPr>
+          <w:sz w:val="24"/>
+          <w:szCs w:val="24"/>
+          <w:lang w:val="nl-NL"/>
+        </w:rPr>
+        <w:t>Build</w:t>
+      </w:r>
+      <w:proofErr w:type="spellEnd"/>
+      <w:r>
+        <w:rPr>
+          <w:sz w:val="24"/>
+          <w:szCs w:val="24"/>
+          <w:lang w:val="nl-NL"/>
+        </w:rPr>
+        <w:t xml:space="preserve"> en verken de verschillende onderdelen van de omgeving.</w:t>
       </w:r>
       <w:r>
         <w:rPr>
@@ -1799,8 +2467,19 @@
           <w:szCs w:val="28"/>
           <w:lang w:val="nl-NL"/>
         </w:rPr>
-        <w:t>te koppelen in Microsoft Foundry</w:t>
-      </w:r>
+        <w:t xml:space="preserve">te koppelen in Microsoft </w:t>
+      </w:r>
+      <w:proofErr w:type="spellStart"/>
+      <w:r>
+        <w:rPr>
+          <w:color w:val="000000" w:themeColor="text1"/>
+          <w:sz w:val="28"/>
+          <w:szCs w:val="28"/>
+          <w:lang w:val="nl-NL"/>
+        </w:rPr>
+        <w:t>Foundry</w:t>
+      </w:r>
+      <w:proofErr w:type="spellEnd"/>
     </w:p>
     <w:p>
       <w:pPr>
@@ -1851,7 +2530,51 @@
           <w:szCs w:val="32"/>
           <w:lang w:val="nl-NL"/>
         </w:rPr>
-        <w:t xml:space="preserve">Configureer en gebruik de Fabric Data Agent in Microsoft Foundry </w:t>
+        <w:t xml:space="preserve">Configureer en gebruik de </w:t>
+      </w:r>
+      <w:proofErr w:type="spellStart"/>
+      <w:r>
+        <w:rPr>
+          <w:b/>
+          <w:bCs/>
+          <w:sz w:val="32"/>
+          <w:szCs w:val="32"/>
+          <w:lang w:val="nl-NL"/>
+        </w:rPr>
+        <w:t>Fabric</w:t>
+      </w:r>
+      <w:proofErr w:type="spellEnd"/>
+      <w:r>
+        <w:rPr>
+          <w:b/>
+          <w:bCs/>
+          <w:sz w:val="32"/>
+          <w:szCs w:val="32"/>
+          <w:lang w:val="nl-NL"/>
+        </w:rPr>
+        <w:t xml:space="preserve"> Data Agent in Microsoft </w:t>
+      </w:r>
+      <w:proofErr w:type="spellStart"/>
+      <w:r>
+        <w:rPr>
+          <w:b/>
+          <w:bCs/>
+          <w:sz w:val="32"/>
+          <w:szCs w:val="32"/>
+          <w:lang w:val="nl-NL"/>
+        </w:rPr>
+        <w:t>Foundry</w:t>
+      </w:r>
+      <w:proofErr w:type="spellEnd"/>
+      <w:r>
+        <w:rPr>
+          <w:b/>
+          <w:bCs/>
+          <w:sz w:val="32"/>
+          <w:szCs w:val="32"/>
+          <w:lang w:val="nl-NL"/>
+        </w:rPr>
+        <w:t xml:space="preserve"> </w:t>
       </w:r>
     </w:p>
     <w:p>
@@ -1876,7 +2599,25 @@
           <w:szCs w:val="24"/>
           <w:lang w:val="nl-NL"/>
         </w:rPr>
-        <w:t xml:space="preserve">gemaakte Fabric </w:t>
+        <w:t xml:space="preserve">gemaakte </w:t>
+      </w:r>
+      <w:proofErr w:type="spellStart"/>
+      <w:r>
+        <w:rPr>
+          <w:sz w:val="24"/>
+          <w:szCs w:val="24"/>
+          <w:lang w:val="nl-NL"/>
+        </w:rPr>
+        <w:t>Fabric</w:t>
+      </w:r>
+      <w:proofErr w:type="spellEnd"/>
+      <w:r>
+        <w:rPr>
+          <w:sz w:val="24"/>
+          <w:szCs w:val="24"/>
+          <w:lang w:val="nl-NL"/>
+        </w:rPr>
+        <w:t xml:space="preserve"> </w:t>
       </w:r>
       <w:r>
         <w:rPr>
@@ -1892,7 +2633,25 @@
           <w:szCs w:val="24"/>
           <w:lang w:val="nl-NL"/>
         </w:rPr>
-        <w:t>koppelen en gebruiken in een Foundry A</w:t>
+        <w:t xml:space="preserve">koppelen en gebruiken in een </w:t>
+      </w:r>
+      <w:proofErr w:type="spellStart"/>
+      <w:r>
+        <w:rPr>
+          <w:sz w:val="24"/>
+          <w:szCs w:val="24"/>
+          <w:lang w:val="nl-NL"/>
+        </w:rPr>
+        <w:t>Foundry</w:t>
+      </w:r>
+      <w:proofErr w:type="spellEnd"/>
+      <w:r>
+        <w:rPr>
+          <w:sz w:val="24"/>
+          <w:szCs w:val="24"/>
+          <w:lang w:val="nl-NL"/>
+        </w:rPr>
+        <w:t xml:space="preserve"> A</w:t>
       </w:r>
       <w:r>
         <w:rPr>
@@ -1983,6 +2742,7 @@
         </w:rPr>
         <w:t xml:space="preserve"> </w:t>
       </w:r>
+      <w:proofErr w:type="spellStart"/>
       <w:r>
         <w:rPr>
           <w:color w:val="000000" w:themeColor="text1"/>
@@ -1990,7 +2750,17 @@
           <w:szCs w:val="24"/>
           <w:lang w:val="nl-NL"/>
         </w:rPr>
-        <w:t xml:space="preserve">Fabric </w:t>
+        <w:t>Fabric</w:t>
+      </w:r>
+      <w:proofErr w:type="spellEnd"/>
+      <w:r>
+        <w:rPr>
+          <w:color w:val="000000" w:themeColor="text1"/>
+          <w:sz w:val="24"/>
+          <w:szCs w:val="24"/>
+          <w:lang w:val="nl-NL"/>
+        </w:rPr>
+        <w:t xml:space="preserve"> </w:t>
       </w:r>
       <w:r>
         <w:rPr>
@@ -2061,7 +2831,55 @@
           <w:szCs w:val="24"/>
           <w:lang w:val="nl-NL"/>
         </w:rPr>
-        <w:t>de workspace &lt;xxxxxx&gt; met een data agent.</w:t>
+        <w:t xml:space="preserve">de </w:t>
+      </w:r>
+      <w:proofErr w:type="spellStart"/>
+      <w:r>
+        <w:rPr>
+          <w:i/>
+          <w:iCs/>
+          <w:color w:val="000000" w:themeColor="text1"/>
+          <w:sz w:val="24"/>
+          <w:szCs w:val="24"/>
+          <w:lang w:val="nl-NL"/>
+        </w:rPr>
+        <w:t>workspace</w:t>
+      </w:r>
+      <w:proofErr w:type="spellEnd"/>
+      <w:r>
+        <w:rPr>
+          <w:i/>
+          <w:iCs/>
+          <w:color w:val="000000" w:themeColor="text1"/>
+          <w:sz w:val="24"/>
+          <w:szCs w:val="24"/>
+          <w:lang w:val="nl-NL"/>
+        </w:rPr>
+        <w:t xml:space="preserve"> &lt;</w:t>
+      </w:r>
+      <w:proofErr w:type="spellStart"/>
+      <w:r>
+        <w:rPr>
+          <w:i/>
+          <w:iCs/>
+          <w:color w:val="000000" w:themeColor="text1"/>
+          <w:sz w:val="24"/>
+          <w:szCs w:val="24"/>
+          <w:lang w:val="nl-NL"/>
+        </w:rPr>
+        <w:t>xxxxxx</w:t>
+      </w:r>
+      <w:proofErr w:type="spellEnd"/>
+      <w:r>
+        <w:rPr>
+          <w:i/>
+          <w:iCs/>
+          <w:color w:val="000000" w:themeColor="text1"/>
+          <w:sz w:val="24"/>
+          <w:szCs w:val="24"/>
+          <w:lang w:val="nl-NL"/>
+        </w:rPr>
+        <w:t>&gt; met een data agent.</w:t>
       </w:r>
     </w:p>
     <w:p>
@@ -2091,6 +2909,7 @@
         </w:rPr>
         <w:t xml:space="preserve"> Maak een </w:t>
       </w:r>
+      <w:proofErr w:type="spellStart"/>
       <w:r>
         <w:rPr>
           <w:color w:val="000000" w:themeColor="text1"/>
@@ -2100,6 +2919,7 @@
         </w:rPr>
         <w:t>Foundry</w:t>
       </w:r>
+      <w:proofErr w:type="spellEnd"/>
       <w:r>
         <w:rPr>
           <w:color w:val="000000" w:themeColor="text1"/>
@@ -2131,7 +2951,47 @@
           <w:szCs w:val="24"/>
           <w:lang w:val="nl-NL"/>
         </w:rPr>
-        <w:t>Ga naar Agents en kies Create agent.</w:t>
+        <w:t xml:space="preserve">Ga naar </w:t>
+      </w:r>
+      <w:proofErr w:type="spellStart"/>
+      <w:r>
+        <w:rPr>
+          <w:color w:val="000000" w:themeColor="text1"/>
+          <w:sz w:val="24"/>
+          <w:szCs w:val="24"/>
+          <w:lang w:val="nl-NL"/>
+        </w:rPr>
+        <w:t>Agents</w:t>
+      </w:r>
+      <w:proofErr w:type="spellEnd"/>
+      <w:r>
+        <w:rPr>
+          <w:color w:val="000000" w:themeColor="text1"/>
+          <w:sz w:val="24"/>
+          <w:szCs w:val="24"/>
+          <w:lang w:val="nl-NL"/>
+        </w:rPr>
+        <w:t xml:space="preserve"> en kies </w:t>
+      </w:r>
+      <w:proofErr w:type="spellStart"/>
+      <w:r>
+        <w:rPr>
+          <w:color w:val="000000" w:themeColor="text1"/>
+          <w:sz w:val="24"/>
+          <w:szCs w:val="24"/>
+          <w:lang w:val="nl-NL"/>
+        </w:rPr>
+        <w:t>Create</w:t>
+      </w:r>
+      <w:proofErr w:type="spellEnd"/>
+      <w:r>
+        <w:rPr>
+          <w:color w:val="000000" w:themeColor="text1"/>
+          <w:sz w:val="24"/>
+          <w:szCs w:val="24"/>
+          <w:lang w:val="nl-NL"/>
+        </w:rPr>
+        <w:t xml:space="preserve"> agent.</w:t>
       </w:r>
     </w:p>
     <w:p>
@@ -2279,7 +3139,27 @@
           <w:szCs w:val="24"/>
           <w:lang w:val="nl-NL"/>
         </w:rPr>
-        <w:t xml:space="preserve">Vul een eerste set instructions (prompt) in. </w:t>
+        <w:t xml:space="preserve">Vul een eerste set </w:t>
+      </w:r>
+      <w:proofErr w:type="spellStart"/>
+      <w:r>
+        <w:rPr>
+          <w:color w:val="000000" w:themeColor="text1"/>
+          <w:sz w:val="24"/>
+          <w:szCs w:val="24"/>
+          <w:lang w:val="nl-NL"/>
+        </w:rPr>
+        <w:t>instructions</w:t>
+      </w:r>
+      <w:proofErr w:type="spellEnd"/>
+      <w:r>
+        <w:rPr>
+          <w:color w:val="000000" w:themeColor="text1"/>
+          <w:sz w:val="24"/>
+          <w:szCs w:val="24"/>
+          <w:lang w:val="nl-NL"/>
+        </w:rPr>
+        <w:t xml:space="preserve"> (prompt) in. </w:t>
       </w:r>
     </w:p>
     <w:p>
@@ -2303,8 +3183,19 @@
           <w:szCs w:val="24"/>
           <w:lang w:val="nl-NL"/>
         </w:rPr>
-        <w:t>Voorbeeld-instructions</w:t>
-      </w:r>
+        <w:t>Voorbeeld-</w:t>
+      </w:r>
+      <w:proofErr w:type="spellStart"/>
+      <w:r>
+        <w:rPr>
+          <w:color w:val="000000" w:themeColor="text1"/>
+          <w:sz w:val="24"/>
+          <w:szCs w:val="24"/>
+          <w:lang w:val="nl-NL"/>
+        </w:rPr>
+        <w:t>instructions</w:t>
+      </w:r>
+      <w:proofErr w:type="spellEnd"/>
       <w:r>
         <w:rPr>
           <w:color w:val="000000" w:themeColor="text1"/>
@@ -2489,7 +3380,27 @@
           <w:szCs w:val="24"/>
           <w:lang w:val="nl-NL"/>
         </w:rPr>
-        <w:t>Kies daarna Save en ga onder Tools naar Add.</w:t>
+        <w:t xml:space="preserve">Kies daarna Save en ga onder Tools naar </w:t>
+      </w:r>
+      <w:proofErr w:type="spellStart"/>
+      <w:r>
+        <w:rPr>
+          <w:color w:val="000000" w:themeColor="text1"/>
+          <w:sz w:val="24"/>
+          <w:szCs w:val="24"/>
+          <w:lang w:val="nl-NL"/>
+        </w:rPr>
+        <w:t>Add</w:t>
+      </w:r>
+      <w:proofErr w:type="spellEnd"/>
+      <w:r>
+        <w:rPr>
+          <w:color w:val="000000" w:themeColor="text1"/>
+          <w:sz w:val="24"/>
+          <w:szCs w:val="24"/>
+          <w:lang w:val="nl-NL"/>
+        </w:rPr>
+        <w:t>.</w:t>
       </w:r>
     </w:p>
     <w:p>
@@ -2582,7 +3493,21 @@
         <w:rPr>
           <w:lang w:val="nl-NL"/>
         </w:rPr>
-        <w:t>Browse All Tools</w:t>
+        <w:t xml:space="preserve">Browse </w:t>
+      </w:r>
+      <w:proofErr w:type="spellStart"/>
+      <w:r>
+        <w:rPr>
+          <w:lang w:val="nl-NL"/>
+        </w:rPr>
+        <w:t>All</w:t>
+      </w:r>
+      <w:proofErr w:type="spellEnd"/>
+      <w:r>
+        <w:rPr>
+          <w:lang w:val="nl-NL"/>
+        </w:rPr>
+        <w:t xml:space="preserve"> Tools</w:t>
       </w:r>
     </w:p>
     <w:p>
@@ -2687,30 +3612,21 @@
         </w:rPr>
         <w:t xml:space="preserve"> de tool </w:t>
       </w:r>
+      <w:proofErr w:type="spellStart"/>
       <w:r>
         <w:rPr>
           <w:b/>
           <w:lang w:val="nl-NL"/>
         </w:rPr>
-        <w:t xml:space="preserve">Fabric Data </w:t>
-      </w:r>
-      <w:commentRangeStart w:id="0"/>
+        <w:t>Fabric</w:t>
+      </w:r>
+      <w:proofErr w:type="spellEnd"/>
       <w:r>
         <w:rPr>
           <w:b/>
           <w:lang w:val="nl-NL"/>
         </w:rPr>
-        <w:t>Agent</w:t>
-      </w:r>
-      <w:commentRangeEnd w:id="0"/>
-      <w:r>
-        <w:rPr>
-          <w:rStyle w:val="CommentReference"/>
-          <w:sz w:val="22"/>
-          <w:szCs w:val="22"/>
-          <w:lang w:val="nl-NL"/>
-        </w:rPr>
-        <w:commentReference w:id="0"/>
+        <w:t xml:space="preserve"> Data Agent</w:t>
       </w:r>
       <w:r>
         <w:rPr>
@@ -2764,7 +3680,7 @@
                     </pic:cNvPicPr>
                   </pic:nvPicPr>
                   <pic:blipFill>
-                    <a:blip r:embed="rId18" cstate="print">
+                    <a:blip r:embed="rId14" cstate="print">
                       <a:extLst>
                         <a:ext uri="{28A0092B-C50C-407E-A947-70E740481C1C}">
                           <a14:useLocalDpi xmlns:a14="http://schemas.microsoft.com/office/drawing/2010/main" val="0"/>
@@ -2819,19 +3735,27 @@
           <w:lang w:val="nl-NL"/>
         </w:rPr>
       </w:pPr>
-      <w:commentRangeStart w:id="1"/>
       <w:r>
         <w:rPr>
           <w:lang w:val="nl-NL"/>
         </w:rPr>
         <w:t xml:space="preserve">Vul vervolgens de </w:t>
       </w:r>
+      <w:proofErr w:type="spellStart"/>
       <w:r>
         <w:rPr>
           <w:b/>
           <w:lang w:val="nl-NL"/>
         </w:rPr>
-        <w:t>Workspace ID</w:t>
+        <w:t>Workspace</w:t>
+      </w:r>
+      <w:proofErr w:type="spellEnd"/>
+      <w:r>
+        <w:rPr>
+          <w:b/>
+          <w:lang w:val="nl-NL"/>
+        </w:rPr>
+        <w:t xml:space="preserve"> ID</w:t>
       </w:r>
       <w:r>
         <w:rPr>
@@ -2839,12 +3763,21 @@
         </w:rPr>
         <w:t xml:space="preserve"> en </w:t>
       </w:r>
+      <w:proofErr w:type="spellStart"/>
       <w:r>
         <w:rPr>
           <w:b/>
           <w:lang w:val="nl-NL"/>
         </w:rPr>
-        <w:t>Artifact ID</w:t>
+        <w:t>Artifact</w:t>
+      </w:r>
+      <w:proofErr w:type="spellEnd"/>
+      <w:r>
+        <w:rPr>
+          <w:b/>
+          <w:lang w:val="nl-NL"/>
+        </w:rPr>
+        <w:t xml:space="preserve"> ID</w:t>
       </w:r>
       <w:r>
         <w:rPr>
@@ -2863,16 +3796,6 @@
           <w:lang w:val="nl-NL"/>
         </w:rPr>
         <w:br/>
-      </w:r>
-      <w:commentRangeEnd w:id="1"/>
-      <w:r>
-        <w:rPr>
-          <w:rStyle w:val="CommentReference"/>
-          <w:sz w:val="22"/>
-          <w:szCs w:val="22"/>
-          <w:lang w:val="nl-NL"/>
-        </w:rPr>
-        <w:commentReference w:id="1"/>
       </w:r>
     </w:p>
     <w:p>
@@ -2890,14 +3813,37 @@
         <w:rPr>
           <w:lang w:val="nl-NL"/>
         </w:rPr>
-        <w:t xml:space="preserve">Ga in Fabric naar de agent die je hebt gemaakt. Kopieer uit de URL de </w:t>
-      </w:r>
+        <w:t xml:space="preserve">Ga in </w:t>
+      </w:r>
+      <w:proofErr w:type="spellStart"/>
+      <w:r>
+        <w:rPr>
+          <w:lang w:val="nl-NL"/>
+        </w:rPr>
+        <w:t>Fabric</w:t>
+      </w:r>
+      <w:proofErr w:type="spellEnd"/>
+      <w:r>
+        <w:rPr>
+          <w:lang w:val="nl-NL"/>
+        </w:rPr>
+        <w:t xml:space="preserve"> naar de agent die je hebt gemaakt. Kopieer uit de URL de </w:t>
+      </w:r>
+      <w:proofErr w:type="spellStart"/>
       <w:r>
         <w:rPr>
           <w:b/>
           <w:lang w:val="nl-NL"/>
         </w:rPr>
-        <w:t>Workspace ID</w:t>
+        <w:t>Workspace</w:t>
+      </w:r>
+      <w:proofErr w:type="spellEnd"/>
+      <w:r>
+        <w:rPr>
+          <w:b/>
+          <w:lang w:val="nl-NL"/>
+        </w:rPr>
+        <w:t xml:space="preserve"> ID</w:t>
       </w:r>
       <w:r>
         <w:rPr>
@@ -2905,12 +3851,21 @@
         </w:rPr>
         <w:t xml:space="preserve"> en de </w:t>
       </w:r>
+      <w:proofErr w:type="spellStart"/>
       <w:r>
         <w:rPr>
           <w:b/>
           <w:lang w:val="nl-NL"/>
         </w:rPr>
-        <w:t>Artifact ID</w:t>
+        <w:t>Artifact</w:t>
+      </w:r>
+      <w:proofErr w:type="spellEnd"/>
+      <w:r>
+        <w:rPr>
+          <w:b/>
+          <w:lang w:val="nl-NL"/>
+        </w:rPr>
+        <w:t xml:space="preserve"> ID</w:t>
       </w:r>
       <w:r>
         <w:rPr>
@@ -2946,7 +3901,7 @@
                     </pic:cNvPicPr>
                   </pic:nvPicPr>
                   <pic:blipFill>
-                    <a:blip r:embed="rId19" cstate="print">
+                    <a:blip r:embed="rId15" cstate="print">
                       <a:extLst>
                         <a:ext uri="{28A0092B-C50C-407E-A947-70E740481C1C}">
                           <a14:useLocalDpi xmlns:a14="http://schemas.microsoft.com/office/drawing/2010/main" val="0"/>
@@ -3019,7 +3974,7 @@
                     <pic:cNvPicPr/>
                   </pic:nvPicPr>
                   <pic:blipFill>
-                    <a:blip r:embed="rId20"/>
+                    <a:blip r:embed="rId16"/>
                     <a:stretch>
                       <a:fillRect/>
                     </a:stretch>
@@ -3058,7 +4013,6 @@
           <w:lang w:val="nl-NL"/>
         </w:rPr>
       </w:pPr>
-      <w:commentRangeStart w:id="2"/>
       <w:r>
         <w:rPr>
           <w:lang w:val="nl-NL"/>
@@ -3098,7 +4052,7 @@
                     <pic:cNvPicPr/>
                   </pic:nvPicPr>
                   <pic:blipFill>
-                    <a:blip r:embed="rId21"/>
+                    <a:blip r:embed="rId17"/>
                     <a:stretch>
                       <a:fillRect/>
                     </a:stretch>
@@ -3118,16 +4072,6 @@
           </wp:inline>
         </w:drawing>
       </w:r>
-      <w:commentRangeEnd w:id="2"/>
-      <w:r>
-        <w:rPr>
-          <w:rStyle w:val="CommentReference"/>
-          <w:sz w:val="22"/>
-          <w:szCs w:val="22"/>
-          <w:lang w:val="nl-NL"/>
-        </w:rPr>
-        <w:commentReference w:id="2"/>
-      </w:r>
       <w:r>
         <w:rPr>
           <w:lang w:val="nl-NL"/>
@@ -3152,8 +4096,18 @@
           <w:iCs/>
           <w:lang w:val="nl-NL"/>
         </w:rPr>
-        <w:t>Geef overzicht van aanvragen per jaar ?</w:t>
-      </w:r>
+        <w:t xml:space="preserve">Geef overzicht van aanvragen per </w:t>
+      </w:r>
+      <w:proofErr w:type="gramStart"/>
+      <w:r>
+        <w:rPr>
+          <w:i/>
+          <w:iCs/>
+          <w:lang w:val="nl-NL"/>
+        </w:rPr>
+        <w:t>jaar ?</w:t>
+      </w:r>
+      <w:proofErr w:type="gramEnd"/>
       <w:r>
         <w:rPr>
           <w:i/>
@@ -3198,7 +4152,21 @@
         <w:rPr>
           <w:lang w:val="nl-NL"/>
         </w:rPr>
-        <w:t>voeg eventueel Code interpreter toe als tool en vraag de agent om bijvoorbeeld een grafiek per jaar te maken.</w:t>
+        <w:t xml:space="preserve">voeg eventueel Code </w:t>
+      </w:r>
+      <w:proofErr w:type="spellStart"/>
+      <w:r>
+        <w:rPr>
+          <w:lang w:val="nl-NL"/>
+        </w:rPr>
+        <w:t>interpreter</w:t>
+      </w:r>
+      <w:proofErr w:type="spellEnd"/>
+      <w:r>
+        <w:rPr>
+          <w:lang w:val="nl-NL"/>
+        </w:rPr>
+        <w:t xml:space="preserve"> toe als tool en vraag de agent om bijvoorbeeld een grafiek per jaar te maken.</w:t>
       </w:r>
     </w:p>
     <w:p>
@@ -3449,22 +4417,42 @@
         </w:rPr>
         <w:t xml:space="preserve"> </w:t>
       </w:r>
+      <w:proofErr w:type="spellStart"/>
       <w:r>
         <w:rPr>
           <w:sz w:val="28"/>
           <w:szCs w:val="28"/>
           <w:lang w:val="nl-NL"/>
         </w:rPr>
-        <w:t>Create de aanvragen agent</w:t>
-      </w:r>
+        <w:t>Create</w:t>
+      </w:r>
+      <w:proofErr w:type="spellEnd"/>
       <w:r>
         <w:rPr>
           <w:sz w:val="28"/>
           <w:szCs w:val="28"/>
           <w:lang w:val="nl-NL"/>
         </w:rPr>
-        <w:t xml:space="preserve"> met knowledge</w:t>
-      </w:r>
+        <w:t xml:space="preserve"> de aanvragen agent</w:t>
+      </w:r>
+      <w:r>
+        <w:rPr>
+          <w:sz w:val="28"/>
+          <w:szCs w:val="28"/>
+          <w:lang w:val="nl-NL"/>
+        </w:rPr>
+        <w:t xml:space="preserve"> met </w:t>
+      </w:r>
+      <w:proofErr w:type="spellStart"/>
+      <w:r>
+        <w:rPr>
+          <w:sz w:val="28"/>
+          <w:szCs w:val="28"/>
+          <w:lang w:val="nl-NL"/>
+        </w:rPr>
+        <w:t>knowledge</w:t>
+      </w:r>
+      <w:proofErr w:type="spellEnd"/>
     </w:p>
     <w:p>
       <w:pPr>
@@ -3479,13 +4467,23 @@
           <w:lang w:val="nl-NL"/>
         </w:rPr>
       </w:pPr>
-      <w:r>
-        <w:rPr>
-          <w:sz w:val="24"/>
-          <w:szCs w:val="24"/>
-          <w:lang w:val="nl-NL"/>
-        </w:rPr>
-        <w:t>Create a new agent</w:t>
+      <w:proofErr w:type="spellStart"/>
+      <w:r>
+        <w:rPr>
+          <w:sz w:val="24"/>
+          <w:szCs w:val="24"/>
+          <w:lang w:val="nl-NL"/>
+        </w:rPr>
+        <w:t>Create</w:t>
+      </w:r>
+      <w:proofErr w:type="spellEnd"/>
+      <w:r>
+        <w:rPr>
+          <w:sz w:val="24"/>
+          <w:szCs w:val="24"/>
+          <w:lang w:val="nl-NL"/>
+        </w:rPr>
+        <w:t xml:space="preserve"> a new agent</w:t>
       </w:r>
       <w:r>
         <w:rPr>
@@ -3517,7 +4515,7 @@
                     <pic:cNvPicPr/>
                   </pic:nvPicPr>
                   <pic:blipFill>
-                    <a:blip r:embed="rId22"/>
+                    <a:blip r:embed="rId18"/>
                     <a:stretch>
                       <a:fillRect/>
                     </a:stretch>
@@ -3577,6 +4575,7 @@
         </w:rPr>
         <w:t xml:space="preserve">eenvoudige </w:t>
       </w:r>
+      <w:proofErr w:type="spellStart"/>
       <w:r>
         <w:rPr>
           <w:b/>
@@ -3586,6 +4585,7 @@
         </w:rPr>
         <w:t>instructions</w:t>
       </w:r>
+      <w:proofErr w:type="spellEnd"/>
       <w:r>
         <w:rPr>
           <w:sz w:val="24"/>
@@ -3696,7 +4696,25 @@
           <w:szCs w:val="24"/>
           <w:lang w:val="nl-NL"/>
         </w:rPr>
-        <w:t>Informatie te geven op basis van gekoppelde knowledge bases.</w:t>
+        <w:t xml:space="preserve">Informatie te geven op basis van gekoppelde </w:t>
+      </w:r>
+      <w:proofErr w:type="spellStart"/>
+      <w:r>
+        <w:rPr>
+          <w:sz w:val="24"/>
+          <w:szCs w:val="24"/>
+          <w:lang w:val="nl-NL"/>
+        </w:rPr>
+        <w:t>knowledge</w:t>
+      </w:r>
+      <w:proofErr w:type="spellEnd"/>
+      <w:r>
+        <w:rPr>
+          <w:sz w:val="24"/>
+          <w:szCs w:val="24"/>
+          <w:lang w:val="nl-NL"/>
+        </w:rPr>
+        <w:t xml:space="preserve"> bases.</w:t>
       </w:r>
     </w:p>
     <w:p>
@@ -3874,7 +4892,7 @@
                     <pic:cNvPicPr/>
                   </pic:nvPicPr>
                   <pic:blipFill>
-                    <a:blip r:embed="rId23"/>
+                    <a:blip r:embed="rId19"/>
                     <a:stretch>
                       <a:fillRect/>
                     </a:stretch>
@@ -3914,7 +4932,25 @@
           <w:szCs w:val="24"/>
           <w:lang w:val="nl-NL"/>
         </w:rPr>
-        <w:t>Selecteer vervolgens Foundry IQ.</w:t>
+        <w:t xml:space="preserve">Selecteer vervolgens </w:t>
+      </w:r>
+      <w:proofErr w:type="spellStart"/>
+      <w:r>
+        <w:rPr>
+          <w:sz w:val="24"/>
+          <w:szCs w:val="24"/>
+          <w:lang w:val="nl-NL"/>
+        </w:rPr>
+        <w:t>Foundry</w:t>
+      </w:r>
+      <w:proofErr w:type="spellEnd"/>
+      <w:r>
+        <w:rPr>
+          <w:sz w:val="24"/>
+          <w:szCs w:val="24"/>
+          <w:lang w:val="nl-NL"/>
+        </w:rPr>
+        <w:t xml:space="preserve"> IQ.</w:t>
       </w:r>
       <w:r>
         <w:rPr>
@@ -3944,7 +4980,7 @@
                     <pic:cNvPicPr/>
                   </pic:nvPicPr>
                   <pic:blipFill>
-                    <a:blip r:embed="rId24"/>
+                    <a:blip r:embed="rId20"/>
                     <a:stretch>
                       <a:fillRect/>
                     </a:stretch>
@@ -3977,12 +5013,53 @@
           <w:szCs w:val="24"/>
         </w:rPr>
       </w:pPr>
-      <w:r>
-        <w:rPr>
-          <w:sz w:val="24"/>
-          <w:szCs w:val="24"/>
-        </w:rPr>
-        <w:t>Selecteer de knowledge base: vergunning-beleid-knowledgebase.</w:t>
+      <w:proofErr w:type="spellStart"/>
+      <w:r>
+        <w:rPr>
+          <w:sz w:val="24"/>
+          <w:szCs w:val="24"/>
+        </w:rPr>
+        <w:t>Selecteer</w:t>
+      </w:r>
+      <w:proofErr w:type="spellEnd"/>
+      <w:r>
+        <w:rPr>
+          <w:sz w:val="24"/>
+          <w:szCs w:val="24"/>
+        </w:rPr>
+        <w:t xml:space="preserve"> de knowledge base: </w:t>
+      </w:r>
+      <w:proofErr w:type="spellStart"/>
+      <w:r>
+        <w:rPr>
+          <w:sz w:val="24"/>
+          <w:szCs w:val="24"/>
+        </w:rPr>
+        <w:t>vergunning</w:t>
+      </w:r>
+      <w:proofErr w:type="spellEnd"/>
+      <w:r>
+        <w:rPr>
+          <w:sz w:val="24"/>
+          <w:szCs w:val="24"/>
+        </w:rPr>
+        <w:t>-</w:t>
+      </w:r>
+      <w:proofErr w:type="spellStart"/>
+      <w:r>
+        <w:rPr>
+          <w:sz w:val="24"/>
+          <w:szCs w:val="24"/>
+        </w:rPr>
+        <w:t>beleid</w:t>
+      </w:r>
+      <w:proofErr w:type="spellEnd"/>
+      <w:r>
+        <w:rPr>
+          <w:sz w:val="24"/>
+          <w:szCs w:val="24"/>
+        </w:rPr>
+        <w:t>-knowledgebase.</w:t>
       </w:r>
       <w:r>
         <w:rPr>
@@ -4011,7 +5088,7 @@
                     <pic:cNvPicPr/>
                   </pic:nvPicPr>
                   <pic:blipFill>
-                    <a:blip r:embed="rId25"/>
+                    <a:blip r:embed="rId21"/>
                     <a:stretch>
                       <a:fillRect/>
                     </a:stretch>
@@ -4049,7 +5126,43 @@
           <w:szCs w:val="24"/>
           <w:lang w:val="nl-NL"/>
         </w:rPr>
-        <w:t>Als de knowledge-datasource is gekoppeld, kun je vragen stellen. Omdat dit als tool is gekoppeld, vraagt Foundry eerst toestemming om de tool te gebruiken.</w:t>
+        <w:t xml:space="preserve">Als de </w:t>
+      </w:r>
+      <w:proofErr w:type="spellStart"/>
+      <w:r>
+        <w:rPr>
+          <w:sz w:val="24"/>
+          <w:szCs w:val="24"/>
+          <w:lang w:val="nl-NL"/>
+        </w:rPr>
+        <w:t>knowledge</w:t>
+      </w:r>
+      <w:proofErr w:type="spellEnd"/>
+      <w:r>
+        <w:rPr>
+          <w:sz w:val="24"/>
+          <w:szCs w:val="24"/>
+          <w:lang w:val="nl-NL"/>
+        </w:rPr>
+        <w:t xml:space="preserve">-datasource is gekoppeld, kun je vragen stellen. Omdat dit als tool is gekoppeld, vraagt </w:t>
+      </w:r>
+      <w:proofErr w:type="spellStart"/>
+      <w:r>
+        <w:rPr>
+          <w:sz w:val="24"/>
+          <w:szCs w:val="24"/>
+          <w:lang w:val="nl-NL"/>
+        </w:rPr>
+        <w:t>Foundry</w:t>
+      </w:r>
+      <w:proofErr w:type="spellEnd"/>
+      <w:r>
+        <w:rPr>
+          <w:sz w:val="24"/>
+          <w:szCs w:val="24"/>
+          <w:lang w:val="nl-NL"/>
+        </w:rPr>
+        <w:t xml:space="preserve"> eerst toestemming om de tool te gebruiken.</w:t>
       </w:r>
       <w:r>
         <w:rPr>
@@ -4086,7 +5199,7 @@
                     <pic:cNvPicPr/>
                   </pic:nvPicPr>
                   <pic:blipFill>
-                    <a:blip r:embed="rId26"/>
+                    <a:blip r:embed="rId22"/>
                     <a:stretch>
                       <a:fillRect/>
                     </a:stretch>
@@ -4161,15 +5274,59 @@
           <w:sz w:val="24"/>
           <w:szCs w:val="24"/>
         </w:rPr>
-        <w:t xml:space="preserve">-oplossing (Retrieval-Augmented Generation). </w:t>
-      </w:r>
-      <w:r>
-        <w:rPr>
-          <w:sz w:val="24"/>
-          <w:szCs w:val="24"/>
-          <w:lang w:val="nl-NL"/>
-        </w:rPr>
-        <w:t>Foundry IQ is bedoeld voor unstructured data, denk aan documenten met beleid</w:t>
+        <w:t>-</w:t>
+      </w:r>
+      <w:proofErr w:type="spellStart"/>
+      <w:r>
+        <w:rPr>
+          <w:sz w:val="24"/>
+          <w:szCs w:val="24"/>
+        </w:rPr>
+        <w:t>oplossing</w:t>
+      </w:r>
+      <w:proofErr w:type="spellEnd"/>
+      <w:r>
+        <w:rPr>
+          <w:sz w:val="24"/>
+          <w:szCs w:val="24"/>
+        </w:rPr>
+        <w:t xml:space="preserve"> (Retrieval-Augmented Generation). </w:t>
+      </w:r>
+      <w:proofErr w:type="spellStart"/>
+      <w:r>
+        <w:rPr>
+          <w:sz w:val="24"/>
+          <w:szCs w:val="24"/>
+          <w:lang w:val="nl-NL"/>
+        </w:rPr>
+        <w:t>Foundry</w:t>
+      </w:r>
+      <w:proofErr w:type="spellEnd"/>
+      <w:r>
+        <w:rPr>
+          <w:sz w:val="24"/>
+          <w:szCs w:val="24"/>
+          <w:lang w:val="nl-NL"/>
+        </w:rPr>
+        <w:t xml:space="preserve"> IQ is bedoeld voor </w:t>
+      </w:r>
+      <w:proofErr w:type="spellStart"/>
+      <w:r>
+        <w:rPr>
+          <w:sz w:val="24"/>
+          <w:szCs w:val="24"/>
+          <w:lang w:val="nl-NL"/>
+        </w:rPr>
+        <w:t>unstructured</w:t>
+      </w:r>
+      <w:proofErr w:type="spellEnd"/>
+      <w:r>
+        <w:rPr>
+          <w:sz w:val="24"/>
+          <w:szCs w:val="24"/>
+          <w:lang w:val="nl-NL"/>
+        </w:rPr>
+        <w:t xml:space="preserve"> data, denk aan documenten met beleid</w:t>
       </w:r>
       <w:r>
         <w:rPr>
@@ -4193,7 +5350,43 @@
           <w:szCs w:val="24"/>
           <w:lang w:val="nl-NL"/>
         </w:rPr>
-        <w:t xml:space="preserve">Hiermee kan een agent informatie ophalen uit meerdere gekoppelde bronnen en die context gebruiken om een antwoord te genereren. Foundry IQ vormt in de praktijk een koppeling vanuit Foundry naar </w:t>
+        <w:t xml:space="preserve">Hiermee kan een agent informatie ophalen uit meerdere gekoppelde bronnen en die context gebruiken om een antwoord te genereren. </w:t>
+      </w:r>
+      <w:proofErr w:type="spellStart"/>
+      <w:r>
+        <w:rPr>
+          <w:sz w:val="24"/>
+          <w:szCs w:val="24"/>
+          <w:lang w:val="nl-NL"/>
+        </w:rPr>
+        <w:t>Foundry</w:t>
+      </w:r>
+      <w:proofErr w:type="spellEnd"/>
+      <w:r>
+        <w:rPr>
+          <w:sz w:val="24"/>
+          <w:szCs w:val="24"/>
+          <w:lang w:val="nl-NL"/>
+        </w:rPr>
+        <w:t xml:space="preserve"> IQ vormt in de praktijk een koppeling vanuit </w:t>
+      </w:r>
+      <w:proofErr w:type="spellStart"/>
+      <w:r>
+        <w:rPr>
+          <w:sz w:val="24"/>
+          <w:szCs w:val="24"/>
+          <w:lang w:val="nl-NL"/>
+        </w:rPr>
+        <w:t>Foundry</w:t>
+      </w:r>
+      <w:proofErr w:type="spellEnd"/>
+      <w:r>
+        <w:rPr>
+          <w:sz w:val="24"/>
+          <w:szCs w:val="24"/>
+          <w:lang w:val="nl-NL"/>
+        </w:rPr>
+        <w:t xml:space="preserve"> naar </w:t>
       </w:r>
       <w:r>
         <w:rPr>
@@ -4210,41 +5403,113 @@
           <w:szCs w:val="24"/>
           <w:lang w:val="nl-NL"/>
         </w:rPr>
-        <w:t xml:space="preserve"> en knowledge bases.</w:t>
-      </w:r>
-    </w:p>
-    <w:p>
-      <w:pPr>
-        <w:rPr>
-          <w:sz w:val="24"/>
-          <w:szCs w:val="24"/>
-          <w:lang w:val="nl-NL"/>
-        </w:rPr>
-      </w:pPr>
-      <w:r>
-        <w:rPr>
-          <w:sz w:val="24"/>
-          <w:szCs w:val="24"/>
-          <w:lang w:val="nl-NL"/>
-        </w:rPr>
-        <w:t>In plaats van één losse knowledge base kun je in Azure AI Search meerdere bronnen aansluiten (bijvoorbeeld documenten/SharePoint, databronnen of andere repositories). De agent zoekt vervolgens gericht in deze bronnen via een taalmodel. Het taalmodel selecteert relevante passages en combineert die tot een volledig en consistent antwoord (waar mogelijk herleidbaar naar de gebruikte bronnen).</w:t>
-      </w:r>
-    </w:p>
-    <w:p>
-      <w:pPr>
-        <w:rPr>
-          <w:sz w:val="24"/>
-          <w:szCs w:val="24"/>
-          <w:lang w:val="nl-NL"/>
-        </w:rPr>
-      </w:pPr>
-      <w:r>
-        <w:rPr>
-          <w:sz w:val="24"/>
-          <w:szCs w:val="24"/>
-          <w:lang w:val="nl-NL"/>
-        </w:rPr>
-        <w:t xml:space="preserve">De knowledge base </w:t>
+        <w:t xml:space="preserve"> en </w:t>
+      </w:r>
+      <w:proofErr w:type="spellStart"/>
+      <w:r>
+        <w:rPr>
+          <w:sz w:val="24"/>
+          <w:szCs w:val="24"/>
+          <w:lang w:val="nl-NL"/>
+        </w:rPr>
+        <w:t>knowledge</w:t>
+      </w:r>
+      <w:proofErr w:type="spellEnd"/>
+      <w:r>
+        <w:rPr>
+          <w:sz w:val="24"/>
+          <w:szCs w:val="24"/>
+          <w:lang w:val="nl-NL"/>
+        </w:rPr>
+        <w:t xml:space="preserve"> bases.</w:t>
+      </w:r>
+    </w:p>
+    <w:p>
+      <w:pPr>
+        <w:rPr>
+          <w:sz w:val="24"/>
+          <w:szCs w:val="24"/>
+          <w:lang w:val="nl-NL"/>
+        </w:rPr>
+      </w:pPr>
+      <w:r>
+        <w:rPr>
+          <w:sz w:val="24"/>
+          <w:szCs w:val="24"/>
+          <w:lang w:val="nl-NL"/>
+        </w:rPr>
+        <w:t xml:space="preserve">In plaats van één losse </w:t>
+      </w:r>
+      <w:proofErr w:type="spellStart"/>
+      <w:r>
+        <w:rPr>
+          <w:sz w:val="24"/>
+          <w:szCs w:val="24"/>
+          <w:lang w:val="nl-NL"/>
+        </w:rPr>
+        <w:t>knowledge</w:t>
+      </w:r>
+      <w:proofErr w:type="spellEnd"/>
+      <w:r>
+        <w:rPr>
+          <w:sz w:val="24"/>
+          <w:szCs w:val="24"/>
+          <w:lang w:val="nl-NL"/>
+        </w:rPr>
+        <w:t xml:space="preserve"> base kun je in Azure AI Search meerdere bronnen aansluiten (bijvoorbeeld documenten/SharePoint, databronnen of andere </w:t>
+      </w:r>
+      <w:proofErr w:type="spellStart"/>
+      <w:r>
+        <w:rPr>
+          <w:sz w:val="24"/>
+          <w:szCs w:val="24"/>
+          <w:lang w:val="nl-NL"/>
+        </w:rPr>
+        <w:t>repositories</w:t>
+      </w:r>
+      <w:proofErr w:type="spellEnd"/>
+      <w:r>
+        <w:rPr>
+          <w:sz w:val="24"/>
+          <w:szCs w:val="24"/>
+          <w:lang w:val="nl-NL"/>
+        </w:rPr>
+        <w:t>). De agent zoekt vervolgens gericht in deze bronnen via een taalmodel. Het taalmodel selecteert relevante passages en combineert die tot een volledig en consistent antwoord (waar mogelijk herleidbaar naar de gebruikte bronnen).</w:t>
+      </w:r>
+    </w:p>
+    <w:p>
+      <w:pPr>
+        <w:rPr>
+          <w:sz w:val="24"/>
+          <w:szCs w:val="24"/>
+          <w:lang w:val="nl-NL"/>
+        </w:rPr>
+      </w:pPr>
+      <w:r>
+        <w:rPr>
+          <w:sz w:val="24"/>
+          <w:szCs w:val="24"/>
+          <w:lang w:val="nl-NL"/>
+        </w:rPr>
+        <w:t xml:space="preserve">De </w:t>
+      </w:r>
+      <w:proofErr w:type="spellStart"/>
+      <w:r>
+        <w:rPr>
+          <w:sz w:val="24"/>
+          <w:szCs w:val="24"/>
+          <w:lang w:val="nl-NL"/>
+        </w:rPr>
+        <w:t>knowledge</w:t>
+      </w:r>
+      <w:proofErr w:type="spellEnd"/>
+      <w:r>
+        <w:rPr>
+          <w:sz w:val="24"/>
+          <w:szCs w:val="24"/>
+          <w:lang w:val="nl-NL"/>
+        </w:rPr>
+        <w:t xml:space="preserve"> base </w:t>
       </w:r>
       <w:r>
         <w:rPr>
@@ -4253,8 +5518,19 @@
           <w:szCs w:val="24"/>
           <w:lang w:val="nl-NL"/>
         </w:rPr>
-        <w:t>vergunning-beleid-knowledgebase</w:t>
-      </w:r>
+        <w:t>vergunning-beleid-</w:t>
+      </w:r>
+      <w:proofErr w:type="spellStart"/>
+      <w:r>
+        <w:rPr>
+          <w:b/>
+          <w:sz w:val="24"/>
+          <w:szCs w:val="24"/>
+          <w:lang w:val="nl-NL"/>
+        </w:rPr>
+        <w:t>knowledgebase</w:t>
+      </w:r>
+      <w:proofErr w:type="spellEnd"/>
       <w:r>
         <w:rPr>
           <w:sz w:val="24"/>
@@ -4283,7 +5559,25 @@
           <w:szCs w:val="24"/>
           <w:lang w:val="nl-NL"/>
         </w:rPr>
-        <w:t xml:space="preserve">Afvalinformatie (gescrapet van het web), inclusief </w:t>
+        <w:t>Afvalinformatie (</w:t>
+      </w:r>
+      <w:proofErr w:type="spellStart"/>
+      <w:r>
+        <w:rPr>
+          <w:sz w:val="24"/>
+          <w:szCs w:val="24"/>
+          <w:lang w:val="nl-NL"/>
+        </w:rPr>
+        <w:t>gescrapet</w:t>
+      </w:r>
+      <w:proofErr w:type="spellEnd"/>
+      <w:r>
+        <w:rPr>
+          <w:sz w:val="24"/>
+          <w:szCs w:val="24"/>
+          <w:lang w:val="nl-NL"/>
+        </w:rPr>
+        <w:t xml:space="preserve"> van het web), inclusief </w:t>
       </w:r>
       <w:r>
         <w:rPr>
@@ -4299,7 +5593,16 @@
           <w:szCs w:val="24"/>
           <w:lang w:val="nl-NL"/>
         </w:rPr>
-        <w:t xml:space="preserve"> van een gemeente</w:t>
+        <w:t xml:space="preserve"> van een </w:t>
+      </w:r>
+      <w:proofErr w:type="gramStart"/>
+      <w:r>
+        <w:rPr>
+          <w:sz w:val="24"/>
+          <w:szCs w:val="24"/>
+          <w:lang w:val="nl-NL"/>
+        </w:rPr>
+        <w:t>gemeente</w:t>
       </w:r>
       <w:r>
         <w:rPr>
@@ -4309,6 +5612,7 @@
         </w:rPr>
         <w:t xml:space="preserve"> website</w:t>
       </w:r>
+      <w:proofErr w:type="gramEnd"/>
       <w:r>
         <w:rPr>
           <w:sz w:val="24"/>
@@ -4337,7 +5641,43 @@
           <w:szCs w:val="24"/>
           <w:lang w:val="nl-NL"/>
         </w:rPr>
-        <w:t>Een door Fabric geïndexeerde databron met Contoso-beleidsregels.</w:t>
+        <w:t xml:space="preserve">Een door </w:t>
+      </w:r>
+      <w:proofErr w:type="spellStart"/>
+      <w:r>
+        <w:rPr>
+          <w:sz w:val="24"/>
+          <w:szCs w:val="24"/>
+          <w:lang w:val="nl-NL"/>
+        </w:rPr>
+        <w:t>Fabric</w:t>
+      </w:r>
+      <w:proofErr w:type="spellEnd"/>
+      <w:r>
+        <w:rPr>
+          <w:sz w:val="24"/>
+          <w:szCs w:val="24"/>
+          <w:lang w:val="nl-NL"/>
+        </w:rPr>
+        <w:t xml:space="preserve"> geïndexeerde databron met </w:t>
+      </w:r>
+      <w:proofErr w:type="spellStart"/>
+      <w:r>
+        <w:rPr>
+          <w:sz w:val="24"/>
+          <w:szCs w:val="24"/>
+          <w:lang w:val="nl-NL"/>
+        </w:rPr>
+        <w:t>Contoso</w:t>
+      </w:r>
+      <w:proofErr w:type="spellEnd"/>
+      <w:r>
+        <w:rPr>
+          <w:sz w:val="24"/>
+          <w:szCs w:val="24"/>
+          <w:lang w:val="nl-NL"/>
+        </w:rPr>
+        <w:t>-beleidsregels.</w:t>
       </w:r>
     </w:p>
     <w:p>
@@ -4361,7 +5701,7 @@
                     <pic:cNvPicPr/>
                   </pic:nvPicPr>
                   <pic:blipFill>
-                    <a:blip r:embed="rId27"/>
+                    <a:blip r:embed="rId23"/>
                     <a:stretch>
                       <a:fillRect/>
                     </a:stretch>
@@ -4398,13 +5738,23 @@
         </w:rPr>
         <w:t xml:space="preserve">Om dit </w:t>
       </w:r>
-      <w:r>
-        <w:rPr>
-          <w:sz w:val="24"/>
-          <w:szCs w:val="24"/>
-          <w:lang w:val="nl-NL"/>
-        </w:rPr>
-        <w:t xml:space="preserve">knowledgebases </w:t>
+      <w:proofErr w:type="spellStart"/>
+      <w:r>
+        <w:rPr>
+          <w:sz w:val="24"/>
+          <w:szCs w:val="24"/>
+          <w:lang w:val="nl-NL"/>
+        </w:rPr>
+        <w:t>knowledgebases</w:t>
+      </w:r>
+      <w:proofErr w:type="spellEnd"/>
+      <w:r>
+        <w:rPr>
+          <w:sz w:val="24"/>
+          <w:szCs w:val="24"/>
+          <w:lang w:val="nl-NL"/>
+        </w:rPr>
+        <w:t xml:space="preserve"> </w:t>
       </w:r>
       <w:r>
         <w:rPr>
@@ -4420,31 +5770,85 @@
           <w:szCs w:val="24"/>
           <w:lang w:val="nl-NL"/>
         </w:rPr>
-        <w:t xml:space="preserve">binnen Microsoft Foundry </w:t>
-      </w:r>
-      <w:r>
-        <w:rPr>
-          <w:sz w:val="24"/>
-          <w:szCs w:val="24"/>
-          <w:lang w:val="nl-NL"/>
-        </w:rPr>
-        <w:t>heb je</w:t>
-      </w:r>
-      <w:r>
-        <w:rPr>
-          <w:sz w:val="24"/>
-          <w:szCs w:val="24"/>
-          <w:lang w:val="nl-NL"/>
-        </w:rPr>
-        <w:t xml:space="preserve">als AI User </w:t>
-      </w:r>
-      <w:r>
-        <w:rPr>
-          <w:sz w:val="24"/>
-          <w:szCs w:val="24"/>
-          <w:lang w:val="nl-NL"/>
-        </w:rPr>
-        <w:t xml:space="preserve"> leesrechten en de rol </w:t>
+        <w:t xml:space="preserve">binnen Microsoft </w:t>
+      </w:r>
+      <w:proofErr w:type="spellStart"/>
+      <w:r>
+        <w:rPr>
+          <w:sz w:val="24"/>
+          <w:szCs w:val="24"/>
+          <w:lang w:val="nl-NL"/>
+        </w:rPr>
+        <w:t>Foundry</w:t>
+      </w:r>
+      <w:proofErr w:type="spellEnd"/>
+      <w:r>
+        <w:rPr>
+          <w:sz w:val="24"/>
+          <w:szCs w:val="24"/>
+          <w:lang w:val="nl-NL"/>
+        </w:rPr>
+        <w:t xml:space="preserve"> </w:t>
+      </w:r>
+      <w:r>
+        <w:rPr>
+          <w:sz w:val="24"/>
+          <w:szCs w:val="24"/>
+          <w:lang w:val="nl-NL"/>
+        </w:rPr>
+        <w:t xml:space="preserve">heb </w:t>
+      </w:r>
+      <w:proofErr w:type="spellStart"/>
+      <w:r>
+        <w:rPr>
+          <w:sz w:val="24"/>
+          <w:szCs w:val="24"/>
+          <w:lang w:val="nl-NL"/>
+        </w:rPr>
+        <w:t>je</w:t>
+      </w:r>
+      <w:r>
+        <w:rPr>
+          <w:sz w:val="24"/>
+          <w:szCs w:val="24"/>
+          <w:lang w:val="nl-NL"/>
+        </w:rPr>
+        <w:t>als</w:t>
+      </w:r>
+      <w:proofErr w:type="spellEnd"/>
+      <w:r>
+        <w:rPr>
+          <w:sz w:val="24"/>
+          <w:szCs w:val="24"/>
+          <w:lang w:val="nl-NL"/>
+        </w:rPr>
+        <w:t xml:space="preserve"> AI </w:t>
+      </w:r>
+      <w:proofErr w:type="gramStart"/>
+      <w:r>
+        <w:rPr>
+          <w:sz w:val="24"/>
+          <w:szCs w:val="24"/>
+          <w:lang w:val="nl-NL"/>
+        </w:rPr>
+        <w:t xml:space="preserve">User </w:t>
+      </w:r>
+      <w:r>
+        <w:rPr>
+          <w:sz w:val="24"/>
+          <w:szCs w:val="24"/>
+          <w:lang w:val="nl-NL"/>
+        </w:rPr>
+        <w:t xml:space="preserve"> leesrechten</w:t>
+      </w:r>
+      <w:proofErr w:type="gramEnd"/>
+      <w:r>
+        <w:rPr>
+          <w:sz w:val="24"/>
+          <w:szCs w:val="24"/>
+          <w:lang w:val="nl-NL"/>
+        </w:rPr>
+        <w:t xml:space="preserve"> en de rol </w:t>
       </w:r>
       <w:r>
         <w:rPr>
@@ -4461,16 +5865,34 @@
           <w:szCs w:val="24"/>
           <w:lang w:val="nl-NL"/>
         </w:rPr>
-        <w:t xml:space="preserve"> gekregen. In de Azure-portal kun je de knowledge bases ook bekijken via onderstaande link.</w:t>
-      </w:r>
-    </w:p>
-    <w:p>
-      <w:pPr>
-        <w:rPr>
-          <w:lang w:val="nl-NL"/>
-        </w:rPr>
-      </w:pPr>
-      <w:hyperlink r:id="rId28" w:anchor="@overheidcontoso.nl/resource/subscriptions/48022148-dab0-48d2-8577-70c13def7ad0/resourceGroups/rg-foundry-mun/providers/Microsoft.Search/searchServices/mun-srch-foundry-dev/knowledgeBases" w:history="1">
+        <w:t xml:space="preserve"> gekregen. In de Azure-portal kun je de </w:t>
+      </w:r>
+      <w:proofErr w:type="spellStart"/>
+      <w:r>
+        <w:rPr>
+          <w:sz w:val="24"/>
+          <w:szCs w:val="24"/>
+          <w:lang w:val="nl-NL"/>
+        </w:rPr>
+        <w:t>knowledge</w:t>
+      </w:r>
+      <w:proofErr w:type="spellEnd"/>
+      <w:r>
+        <w:rPr>
+          <w:sz w:val="24"/>
+          <w:szCs w:val="24"/>
+          <w:lang w:val="nl-NL"/>
+        </w:rPr>
+        <w:t xml:space="preserve"> bases ook bekijken via onderstaande link.</w:t>
+      </w:r>
+    </w:p>
+    <w:p>
+      <w:pPr>
+        <w:rPr>
+          <w:lang w:val="nl-NL"/>
+        </w:rPr>
+      </w:pPr>
+      <w:hyperlink r:id="rId24" w:anchor="@overheidcontoso.nl/resource/subscriptions/48022148-dab0-48d2-8577-70c13def7ad0/resourceGroups/rg-foundry-mun/providers/Microsoft.Search/searchServices/mun-srch-foundry-dev/knowledgeBases" w:history="1">
         <w:r>
           <w:rPr>
             <w:rStyle w:val="Hyperlink"/>
@@ -4629,7 +6051,25 @@
           <w:szCs w:val="24"/>
           <w:lang w:val="nl-NL"/>
         </w:rPr>
-        <w:t>-mcp.</w:t>
+        <w:t>-</w:t>
+      </w:r>
+      <w:proofErr w:type="spellStart"/>
+      <w:r>
+        <w:rPr>
+          <w:sz w:val="24"/>
+          <w:szCs w:val="24"/>
+          <w:lang w:val="nl-NL"/>
+        </w:rPr>
+        <w:t>mcp</w:t>
+      </w:r>
+      <w:proofErr w:type="spellEnd"/>
+      <w:r>
+        <w:rPr>
+          <w:sz w:val="24"/>
+          <w:szCs w:val="24"/>
+          <w:lang w:val="nl-NL"/>
+        </w:rPr>
+        <w:t>.</w:t>
       </w:r>
       <w:r>
         <w:rPr>
@@ -4671,7 +6111,7 @@
                     </pic:cNvPicPr>
                   </pic:nvPicPr>
                   <pic:blipFill>
-                    <a:blip r:embed="rId29" cstate="print">
+                    <a:blip r:embed="rId25" cstate="print">
                       <a:extLst>
                         <a:ext uri="{28A0092B-C50C-407E-A947-70E740481C1C}">
                           <a14:useLocalDpi xmlns:a14="http://schemas.microsoft.com/office/drawing/2010/main" val="0"/>
@@ -4782,7 +6222,7 @@
                     <pic:cNvPicPr/>
                   </pic:nvPicPr>
                   <pic:blipFill>
-                    <a:blip r:embed="rId30"/>
+                    <a:blip r:embed="rId26"/>
                     <a:stretch>
                       <a:fillRect/>
                     </a:stretch>
@@ -4850,22 +6290,43 @@
         </w:rPr>
         <w:t xml:space="preserve">Bekijk ook </w:t>
       </w:r>
-      <w:r>
-        <w:rPr>
-          <w:sz w:val="24"/>
-          <w:szCs w:val="24"/>
-          <w:lang w:val="nl-NL"/>
-        </w:rPr>
-        <w:t xml:space="preserve">ook </w:t>
-      </w:r>
-      <w:r>
-        <w:rPr>
-          <w:sz w:val="24"/>
-          <w:szCs w:val="24"/>
-          <w:lang w:val="nl-NL"/>
-        </w:rPr>
-        <w:t xml:space="preserve">traces en monitor en </w:t>
-      </w:r>
+      <w:proofErr w:type="spellStart"/>
+      <w:r>
+        <w:rPr>
+          <w:sz w:val="24"/>
+          <w:szCs w:val="24"/>
+          <w:lang w:val="nl-NL"/>
+        </w:rPr>
+        <w:t>ook</w:t>
+      </w:r>
+      <w:proofErr w:type="spellEnd"/>
+      <w:r>
+        <w:rPr>
+          <w:sz w:val="24"/>
+          <w:szCs w:val="24"/>
+          <w:lang w:val="nl-NL"/>
+        </w:rPr>
+        <w:t xml:space="preserve"> </w:t>
+      </w:r>
+      <w:proofErr w:type="spellStart"/>
+      <w:r>
+        <w:rPr>
+          <w:sz w:val="24"/>
+          <w:szCs w:val="24"/>
+          <w:lang w:val="nl-NL"/>
+        </w:rPr>
+        <w:t>traces</w:t>
+      </w:r>
+      <w:proofErr w:type="spellEnd"/>
+      <w:r>
+        <w:rPr>
+          <w:sz w:val="24"/>
+          <w:szCs w:val="24"/>
+          <w:lang w:val="nl-NL"/>
+        </w:rPr>
+        <w:t xml:space="preserve"> en monitor en </w:t>
+      </w:r>
+      <w:proofErr w:type="spellStart"/>
       <w:r>
         <w:rPr>
           <w:sz w:val="24"/>
@@ -4880,7 +6341,16 @@
           <w:szCs w:val="24"/>
           <w:lang w:val="nl-NL"/>
         </w:rPr>
-        <w:t xml:space="preserve">nable </w:t>
+        <w:t>nable</w:t>
+      </w:r>
+      <w:proofErr w:type="spellEnd"/>
+      <w:r>
+        <w:rPr>
+          <w:sz w:val="24"/>
+          <w:szCs w:val="24"/>
+          <w:lang w:val="nl-NL"/>
+        </w:rPr>
+        <w:t xml:space="preserve"> </w:t>
       </w:r>
       <w:r>
         <w:rPr>
@@ -4898,21 +6368,67 @@
         </w:rPr>
         <w:t xml:space="preserve"> </w:t>
       </w:r>
-      <w:r>
-        <w:rPr>
-          <w:sz w:val="24"/>
-          <w:szCs w:val="24"/>
-          <w:lang w:val="nl-NL"/>
-        </w:rPr>
-        <w:t xml:space="preserve">evauaties </w:t>
-      </w:r>
-      <w:r>
-        <w:rPr>
-          <w:sz w:val="24"/>
-          <w:szCs w:val="24"/>
-          <w:lang w:val="nl-NL"/>
-        </w:rPr>
-        <w:t>op groundedness en Intent.</w:t>
+      <w:proofErr w:type="spellStart"/>
+      <w:r>
+        <w:rPr>
+          <w:sz w:val="24"/>
+          <w:szCs w:val="24"/>
+          <w:lang w:val="nl-NL"/>
+        </w:rPr>
+        <w:t>evauaties</w:t>
+      </w:r>
+      <w:proofErr w:type="spellEnd"/>
+      <w:r>
+        <w:rPr>
+          <w:sz w:val="24"/>
+          <w:szCs w:val="24"/>
+          <w:lang w:val="nl-NL"/>
+        </w:rPr>
+        <w:t xml:space="preserve"> </w:t>
+      </w:r>
+      <w:r>
+        <w:rPr>
+          <w:sz w:val="24"/>
+          <w:szCs w:val="24"/>
+          <w:lang w:val="nl-NL"/>
+        </w:rPr>
+        <w:t xml:space="preserve">op </w:t>
+      </w:r>
+      <w:proofErr w:type="spellStart"/>
+      <w:r>
+        <w:rPr>
+          <w:sz w:val="24"/>
+          <w:szCs w:val="24"/>
+          <w:lang w:val="nl-NL"/>
+        </w:rPr>
+        <w:t>groundedness</w:t>
+      </w:r>
+      <w:proofErr w:type="spellEnd"/>
+      <w:r>
+        <w:rPr>
+          <w:sz w:val="24"/>
+          <w:szCs w:val="24"/>
+          <w:lang w:val="nl-NL"/>
+        </w:rPr>
+        <w:t xml:space="preserve"> en </w:t>
+      </w:r>
+      <w:proofErr w:type="spellStart"/>
+      <w:r>
+        <w:rPr>
+          <w:sz w:val="24"/>
+          <w:szCs w:val="24"/>
+          <w:lang w:val="nl-NL"/>
+        </w:rPr>
+        <w:t>Intent</w:t>
+      </w:r>
+      <w:proofErr w:type="spellEnd"/>
+      <w:r>
+        <w:rPr>
+          <w:sz w:val="24"/>
+          <w:szCs w:val="24"/>
+          <w:lang w:val="nl-NL"/>
+        </w:rPr>
+        <w:t>.</w:t>
       </w:r>
       <w:r>
         <w:rPr>
@@ -4943,7 +6459,7 @@
                     </pic:cNvPicPr>
                   </pic:nvPicPr>
                   <pic:blipFill>
-                    <a:blip r:embed="rId31">
+                    <a:blip r:embed="rId27">
                       <a:extLst>
                         <a:ext uri="{28A0092B-C50C-407E-A947-70E740481C1C}">
                           <a14:useLocalDpi xmlns:a14="http://schemas.microsoft.com/office/drawing/2010/main" val="0"/>
@@ -5116,6 +6632,7 @@
           <w:lang w:val="nl-NL"/>
         </w:rPr>
       </w:pPr>
+      <w:proofErr w:type="gramStart"/>
       <w:r>
         <w:rPr>
           <w:color w:val="000000" w:themeColor="text1"/>
@@ -5135,6 +6652,7 @@
         </w:rPr>
         <w:t xml:space="preserve"> informatie</w:t>
       </w:r>
+      <w:proofErr w:type="gramEnd"/>
     </w:p>
     <w:p>
       <w:pPr>
@@ -5154,183 +6672,6 @@
     </w:sectPr>
   </w:body>
 </w:document>
-</file>
-
-<file path=word/comments.xml><?xml version="1.0" encoding="utf-8"?>
-<w:comments xmlns:wpc="http://schemas.microsoft.com/office/word/2010/wordprocessingCanvas" xmlns:cx="http://schemas.microsoft.com/office/drawing/2014/chartex" xmlns:cx1="http://schemas.microsoft.com/office/drawing/2015/9/8/chartex" xmlns:cx2="http://schemas.microsoft.com/office/drawing/2015/10/21/chartex" xmlns:cx3="http://schemas.microsoft.com/office/drawing/2016/5/9/chartex" xmlns:cx4="http://schemas.microsoft.com/office/drawing/2016/5/10/chartex" xmlns:cx5="http://schemas.microsoft.com/office/drawing/2016/5/11/chartex" xmlns:cx6="http://schemas.microsoft.com/office/drawing/2016/5/12/chartex" xmlns:cx7="http://schemas.microsoft.com/office/drawing/2016/5/13/chartex" xmlns:cx8="http://schemas.microsoft.com/office/drawing/2016/5/14/chartex" xmlns:mc="http://schemas.openxmlformats.org/markup-compatibility/2006" xmlns:aink="http://schemas.microsoft.com/office/drawing/2016/ink" xmlns:am3d="http://schemas.microsoft.com/office/drawing/2017/model3d" xmlns:o="urn:schemas-microsoft-com:office:office" xmlns:oel="http://schemas.microsoft.com/office/2019/extlst" xmlns:r="http://schemas.openxmlformats.org/officeDocument/2006/relationships" xmlns:m="http://schemas.openxmlformats.org/officeDocument/2006/math" xmlns:v="urn:schemas-microsoft-com:vml" xmlns:wp14="http://schemas.microsoft.com/office/word/2010/wordprocessingDrawing" xmlns:wp="http://schemas.openxmlformats.org/drawingml/2006/wordprocessingDrawing" xmlns:w10="urn:schemas-microsoft-com:office:word" xmlns:w="http://schemas.openxmlformats.org/wordprocessingml/2006/main" xmlns:w14="http://schemas.microsoft.com/office/word/2010/wordml" xmlns:w15="http://schemas.microsoft.com/office/word/2012/wordml" xmlns:w16cex="http://schemas.microsoft.com/office/word/2018/wordml/cex" xmlns:w16cid="http://schemas.microsoft.com/office/word/2016/wordml/cid" xmlns:w16="http://schemas.microsoft.com/office/word/2018/wordml" xmlns:w16du="http://schemas.microsoft.com/office/word/2023/wordml/word16du" xmlns:w16sdtdh="http://schemas.microsoft.com/office/word/2020/wordml/sdtdatahash" xmlns:w16sdtfl="http://schemas.microsoft.com/office/word/2024/wordml/sdtformatlock" xmlns:w16se="http://schemas.microsoft.com/office/word/2015/wordml/symex" xmlns:wpg="http://schemas.microsoft.com/office/word/2010/wordprocessingGroup" xmlns:wpi="http://schemas.microsoft.com/office/word/2010/wordprocessingInk" xmlns:wne="http://schemas.microsoft.com/office/word/2006/wordml" xmlns:wps="http://schemas.microsoft.com/office/word/2010/wordprocessingShape" mc:Ignorable="w14 w15 w16se w16cid w16 w16cex w16sdtdh w16sdtfl w16du wp14">
-  <w:comment w:id="0" w:author="Mark Verheul" w:date="2026-03-11T20:56:00Z" w:initials="MV">
-    <w:p>
-      <w:pPr>
-        <w:pStyle w:val="CommentText"/>
-      </w:pPr>
-      <w:r>
-        <w:rPr>
-          <w:rStyle w:val="CommentReference"/>
-        </w:rPr>
-        <w:annotationRef/>
-      </w:r>
-      <w:r>
-        <w:t xml:space="preserve">Tools, dan add en dan ‘Browse All Tools’ misschien nog toevoegen? </w:t>
-      </w:r>
-      <w:r>
-        <w:br/>
-      </w:r>
-      <w:r>
-        <w:rPr>
-          <w:noProof/>
-        </w:rPr>
-        <w:drawing>
-          <wp:inline distT="0" distB="0" distL="0" distR="0" wp14:anchorId="6CC9E0B6" wp14:editId="13DDBEB7">
-            <wp:extent cx="4996674" cy="4588449"/>
-            <wp:effectExtent l="0" t="0" r="0" b="3175"/>
-            <wp:docPr id="2005383894" name="Picture 1" descr="Image"/>
-            <wp:cNvGraphicFramePr>
-              <a:graphicFrameLocks xmlns:a="http://schemas.openxmlformats.org/drawingml/2006/main" noChangeAspect="1"/>
-            </wp:cNvGraphicFramePr>
-            <a:graphic xmlns:a="http://schemas.openxmlformats.org/drawingml/2006/main">
-              <a:graphicData uri="http://schemas.openxmlformats.org/drawingml/2006/picture">
-                <pic:pic xmlns:pic="http://schemas.openxmlformats.org/drawingml/2006/picture">
-                  <pic:nvPicPr>
-                    <pic:cNvPr id="2005383894" name="Picture 2005383894" descr="Image"/>
-                    <pic:cNvPicPr/>
-                  </pic:nvPicPr>
-                  <pic:blipFill>
-                    <a:blip r:embed="rId1">
-                      <a:extLst>
-                        <a:ext uri="{28A0092B-C50C-407E-A947-70E740481C1C}">
-                          <a14:useLocalDpi xmlns:a14="http://schemas.microsoft.com/office/drawing/2010/main" val="0"/>
-                        </a:ext>
-                      </a:extLst>
-                    </a:blip>
-                    <a:stretch>
-                      <a:fillRect/>
-                    </a:stretch>
-                  </pic:blipFill>
-                  <pic:spPr>
-                    <a:xfrm>
-                      <a:off x="0" y="0"/>
-                      <a:ext cx="4996674" cy="4588449"/>
-                    </a:xfrm>
-                    <a:prstGeom prst="rect">
-                      <a:avLst/>
-                    </a:prstGeom>
-                  </pic:spPr>
-                </pic:pic>
-              </a:graphicData>
-            </a:graphic>
-          </wp:inline>
-        </w:drawing>
-      </w:r>
-    </w:p>
-  </w:comment>
-  <w:comment w:id="1" w:author="Mark Verheul" w:date="2026-03-11T20:57:00Z" w:initials="MV">
-    <w:p>
-      <w:pPr>
-        <w:pStyle w:val="CommentText"/>
-      </w:pPr>
-      <w:r>
-        <w:rPr>
-          <w:rStyle w:val="CommentReference"/>
-        </w:rPr>
-        <w:annotationRef/>
-      </w:r>
-      <w:r>
-        <w:rPr>
-          <w:lang w:val="nl-NL"/>
-        </w:rPr>
-        <w:t xml:space="preserve">Vul vervolgens de </w:t>
-      </w:r>
-      <w:r>
-        <w:rPr>
-          <w:b/>
-          <w:bCs/>
-          <w:lang w:val="nl-NL"/>
-        </w:rPr>
-        <w:t>Workspace ID</w:t>
-      </w:r>
-      <w:r>
-        <w:rPr>
-          <w:lang w:val="nl-NL"/>
-        </w:rPr>
-        <w:t xml:space="preserve"> en </w:t>
-      </w:r>
-      <w:r>
-        <w:rPr>
-          <w:b/>
-          <w:bCs/>
-          <w:lang w:val="nl-NL"/>
-        </w:rPr>
-        <w:t>Artifact ID</w:t>
-      </w:r>
-      <w:r>
-        <w:rPr>
-          <w:lang w:val="nl-NL"/>
-        </w:rPr>
-        <w:t xml:space="preserve"> in, die vind je op deze manier: </w:t>
-      </w:r>
-      <w:r>
-        <w:rPr>
-          <w:lang w:val="nl-NL"/>
-        </w:rPr>
-        <w:br/>
-      </w:r>
-      <w:r>
-        <w:rPr>
-          <w:lang w:val="nl-NL"/>
-        </w:rPr>
-        <w:br/>
-        <w:t>Misschien duidelijker dan het als volgende stap zetten? Misschien dat mensen het niet snappen?</w:t>
-      </w:r>
-    </w:p>
-  </w:comment>
-  <w:comment w:id="2" w:author="Mark Verheul" w:date="2026-03-11T20:59:00Z" w:initials="MV">
-    <w:p>
-      <w:pPr>
-        <w:pStyle w:val="CommentText"/>
-      </w:pPr>
-      <w:r>
-        <w:rPr>
-          <w:rStyle w:val="CommentReference"/>
-        </w:rPr>
-        <w:annotationRef/>
-      </w:r>
-      <w:r>
-        <w:t xml:space="preserve">Misschien toevoegen “Type in de chat: </w:t>
-      </w:r>
-      <w:r>
-        <w:rPr>
-          <w:i/>
-          <w:iCs/>
-        </w:rPr>
-        <w:t xml:space="preserve">Geef overzicht van aanvragen per jaar” ? </w:t>
-      </w:r>
-    </w:p>
-  </w:comment>
-</w:comments>
-</file>
-
-<file path=word/commentsExtended.xml><?xml version="1.0" encoding="utf-8"?>
-<w15:commentsEx xmlns:wpc="http://schemas.microsoft.com/office/word/2010/wordprocessingCanvas" xmlns:cx="http://schemas.microsoft.com/office/drawing/2014/chartex" xmlns:cx1="http://schemas.microsoft.com/office/drawing/2015/9/8/chartex" xmlns:cx2="http://schemas.microsoft.com/office/drawing/2015/10/21/chartex" xmlns:cx3="http://schemas.microsoft.com/office/drawing/2016/5/9/chartex" xmlns:cx4="http://schemas.microsoft.com/office/drawing/2016/5/10/chartex" xmlns:cx5="http://schemas.microsoft.com/office/drawing/2016/5/11/chartex" xmlns:cx6="http://schemas.microsoft.com/office/drawing/2016/5/12/chartex" xmlns:cx7="http://schemas.microsoft.com/office/drawing/2016/5/13/chartex" xmlns:cx8="http://schemas.microsoft.com/office/drawing/2016/5/14/chartex" xmlns:mc="http://schemas.openxmlformats.org/markup-compatibility/2006" xmlns:aink="http://schemas.microsoft.com/office/drawing/2016/ink" xmlns:am3d="http://schemas.microsoft.com/office/drawing/2017/model3d" xmlns:o="urn:schemas-microsoft-com:office:office" xmlns:oel="http://schemas.microsoft.com/office/2019/extlst" xmlns:r="http://schemas.openxmlformats.org/officeDocument/2006/relationships" xmlns:m="http://schemas.openxmlformats.org/officeDocument/2006/math" xmlns:v="urn:schemas-microsoft-com:vml" xmlns:wp14="http://schemas.microsoft.com/office/word/2010/wordprocessingDrawing" xmlns:wp="http://schemas.openxmlformats.org/drawingml/2006/wordprocessingDrawing" xmlns:w10="urn:schemas-microsoft-com:office:word" xmlns:w="http://schemas.openxmlformats.org/wordprocessingml/2006/main" xmlns:w14="http://schemas.microsoft.com/office/word/2010/wordml" xmlns:w15="http://schemas.microsoft.com/office/word/2012/wordml" xmlns:w16cex="http://schemas.microsoft.com/office/word/2018/wordml/cex" xmlns:w16cid="http://schemas.microsoft.com/office/word/2016/wordml/cid" xmlns:w16="http://schemas.microsoft.com/office/word/2018/wordml" xmlns:w16du="http://schemas.microsoft.com/office/word/2023/wordml/word16du" xmlns:w16sdtdh="http://schemas.microsoft.com/office/word/2020/wordml/sdtdatahash" xmlns:w16sdtfl="http://schemas.microsoft.com/office/word/2024/wordml/sdtformatlock" xmlns:w16se="http://schemas.microsoft.com/office/word/2015/wordml/symex" xmlns:wpg="http://schemas.microsoft.com/office/word/2010/wordprocessingGroup" xmlns:wpi="http://schemas.microsoft.com/office/word/2010/wordprocessingInk" xmlns:wne="http://schemas.microsoft.com/office/word/2006/wordml" xmlns:wps="http://schemas.microsoft.com/office/word/2010/wordprocessingShape" mc:Ignorable="w14 w15 w16se w16cid w16 w16cex w16sdtdh w16sdtfl w16du wp14">
-  <w15:commentEx w15:paraId="52D0468A" w15:done="0"/>
-  <w15:commentEx w15:paraId="622EE0AB" w15:done="0"/>
-  <w15:commentEx w15:paraId="3F648CF0" w15:done="0"/>
-</w15:commentsEx>
-</file>
-
-<file path=word/commentsExtensible.xml><?xml version="1.0" encoding="utf-8"?>
-<w16cex:commentsExtensible xmlns:wpc="http://schemas.microsoft.com/office/word/2010/wordprocessingCanvas" xmlns:cx="http://schemas.microsoft.com/office/drawing/2014/chartex" xmlns:cx1="http://schemas.microsoft.com/office/drawing/2015/9/8/chartex" xmlns:cx2="http://schemas.microsoft.com/office/drawing/2015/10/21/chartex" xmlns:cx3="http://schemas.microsoft.com/office/drawing/2016/5/9/chartex" xmlns:cx4="http://schemas.microsoft.com/office/drawing/2016/5/10/chartex" xmlns:cx5="http://schemas.microsoft.com/office/drawing/2016/5/11/chartex" xmlns:cx6="http://schemas.microsoft.com/office/drawing/2016/5/12/chartex" xmlns:cx7="http://schemas.microsoft.com/office/drawing/2016/5/13/chartex" xmlns:cx8="http://schemas.microsoft.com/office/drawing/2016/5/14/chartex" xmlns:cr="http://schemas.microsoft.com/office/comments/2020/reactions" xmlns:mc="http://schemas.openxmlformats.org/markup-compatibility/2006" xmlns:aink="http://schemas.microsoft.com/office/drawing/2016/ink" xmlns:am3d="http://schemas.microsoft.com/office/drawing/2017/model3d" xmlns:o="urn:schemas-microsoft-com:office:office" xmlns:oel="http://schemas.microsoft.com/office/2019/extlst" xmlns:r="http://schemas.openxmlformats.org/officeDocument/2006/relationships" xmlns:m="http://schemas.openxmlformats.org/officeDocument/2006/math" xmlns:v="urn:schemas-microsoft-com:vml" xmlns:wp14="http://schemas.microsoft.com/office/word/2010/wordprocessingDrawing" xmlns:wp="http://schemas.openxmlformats.org/drawingml/2006/wordprocessingDrawing" xmlns:w10="urn:schemas-microsoft-com:office:word" xmlns:w="http://schemas.openxmlformats.org/wordprocessingml/2006/main" xmlns:w14="http://schemas.microsoft.com/office/word/2010/wordml" xmlns:w15="http://schemas.microsoft.com/office/word/2012/wordml" xmlns:w16cex="http://schemas.microsoft.com/office/word/2018/wordml/cex" xmlns:w16cid="http://schemas.microsoft.com/office/word/2016/wordml/cid" xmlns:w16="http://schemas.microsoft.com/office/word/2018/wordml" xmlns:w16du="http://schemas.microsoft.com/office/word/2023/wordml/word16du" xmlns:w16sdtdh="http://schemas.microsoft.com/office/word/2020/wordml/sdtdatahash" xmlns:w16sdtfl="http://schemas.microsoft.com/office/word/2024/wordml/sdtformatlock" xmlns:w16se="http://schemas.microsoft.com/office/word/2015/wordml/symex" xmlns:wpg="http://schemas.microsoft.com/office/word/2010/wordprocessingGroup" xmlns:wpi="http://schemas.microsoft.com/office/word/2010/wordprocessingInk" xmlns:wne="http://schemas.microsoft.com/office/word/2006/wordml" xmlns:wps="http://schemas.microsoft.com/office/word/2010/wordprocessingShape" mc:Ignorable="w14 w15 w16se w16cid w16 w16cex w16sdtdh w16sdtfl cr w16du wp14">
-  <w16cex:commentExtensible w16cex:durableId="662DEC40" w16cex:dateUtc="2026-03-11T19:56:00Z"/>
-  <w16cex:commentExtensible w16cex:durableId="589D8DE3" w16cex:dateUtc="2026-03-11T19:57:00Z"/>
-  <w16cex:commentExtensible w16cex:durableId="4098C723" w16cex:dateUtc="2026-03-11T19:59:00Z"/>
-</w16cex:commentsExtensible>
-</file>
-
-<file path=word/commentsIds.xml><?xml version="1.0" encoding="utf-8"?>
-<w16cid:commentsIds xmlns:wpc="http://schemas.microsoft.com/office/word/2010/wordprocessingCanvas" xmlns:cx="http://schemas.microsoft.com/office/drawing/2014/chartex" xmlns:cx1="http://schemas.microsoft.com/office/drawing/2015/9/8/chartex" xmlns:cx2="http://schemas.microsoft.com/office/drawing/2015/10/21/chartex" xmlns:cx3="http://schemas.microsoft.com/office/drawing/2016/5/9/chartex" xmlns:cx4="http://schemas.microsoft.com/office/drawing/2016/5/10/chartex" xmlns:cx5="http://schemas.microsoft.com/office/drawing/2016/5/11/chartex" xmlns:cx6="http://schemas.microsoft.com/office/drawing/2016/5/12/chartex" xmlns:cx7="http://schemas.microsoft.com/office/drawing/2016/5/13/chartex" xmlns:cx8="http://schemas.microsoft.com/office/drawing/2016/5/14/chartex" xmlns:mc="http://schemas.openxmlformats.org/markup-compatibility/2006" xmlns:aink="http://schemas.microsoft.com/office/drawing/2016/ink" xmlns:am3d="http://schemas.microsoft.com/office/drawing/2017/model3d" xmlns:o="urn:schemas-microsoft-com:office:office" xmlns:oel="http://schemas.microsoft.com/office/2019/extlst" xmlns:r="http://schemas.openxmlformats.org/officeDocument/2006/relationships" xmlns:m="http://schemas.openxmlformats.org/officeDocument/2006/math" xmlns:v="urn:schemas-microsoft-com:vml" xmlns:wp14="http://schemas.microsoft.com/office/word/2010/wordprocessingDrawing" xmlns:wp="http://schemas.openxmlformats.org/drawingml/2006/wordprocessingDrawing" xmlns:w10="urn:schemas-microsoft-com:office:word" xmlns:w="http://schemas.openxmlformats.org/wordprocessingml/2006/main" xmlns:w14="http://schemas.microsoft.com/office/word/2010/wordml" xmlns:w15="http://schemas.microsoft.com/office/word/2012/wordml" xmlns:w16cex="http://schemas.microsoft.com/office/word/2018/wordml/cex" xmlns:w16cid="http://schemas.microsoft.com/office/word/2016/wordml/cid" xmlns:w16="http://schemas.microsoft.com/office/word/2018/wordml" xmlns:w16du="http://schemas.microsoft.com/office/word/2023/wordml/word16du" xmlns:w16sdtdh="http://schemas.microsoft.com/office/word/2020/wordml/sdtdatahash" xmlns:w16sdtfl="http://schemas.microsoft.com/office/word/2024/wordml/sdtformatlock" xmlns:w16se="http://schemas.microsoft.com/office/word/2015/wordml/symex" xmlns:wpg="http://schemas.microsoft.com/office/word/2010/wordprocessingGroup" xmlns:wpi="http://schemas.microsoft.com/office/word/2010/wordprocessingInk" xmlns:wne="http://schemas.microsoft.com/office/word/2006/wordml" xmlns:wps="http://schemas.microsoft.com/office/word/2010/wordprocessingShape" mc:Ignorable="w14 w15 w16se w16cid w16 w16cex w16sdtdh w16sdtfl w16du wp14">
-  <w16cid:commentId w16cid:paraId="52D0468A" w16cid:durableId="662DEC40"/>
-  <w16cid:commentId w16cid:paraId="622EE0AB" w16cid:durableId="589D8DE3"/>
-  <w16cid:commentId w16cid:paraId="3F648CF0" w16cid:durableId="4098C723"/>
-</w16cid:commentsIds>
 </file>
 
 <file path=word/numbering.xml><?xml version="1.0" encoding="utf-8"?>
@@ -7876,14 +9217,6 @@
     <w:abstractNumId w:val="12"/>
   </w:num>
 </w:numbering>
-</file>
-
-<file path=word/people.xml><?xml version="1.0" encoding="utf-8"?>
-<w15:people xmlns:wpc="http://schemas.microsoft.com/office/word/2010/wordprocessingCanvas" xmlns:cx="http://schemas.microsoft.com/office/drawing/2014/chartex" xmlns:cx1="http://schemas.microsoft.com/office/drawing/2015/9/8/chartex" xmlns:cx2="http://schemas.microsoft.com/office/drawing/2015/10/21/chartex" xmlns:cx3="http://schemas.microsoft.com/office/drawing/2016/5/9/chartex" xmlns:cx4="http://schemas.microsoft.com/office/drawing/2016/5/10/chartex" xmlns:cx5="http://schemas.microsoft.com/office/drawing/2016/5/11/chartex" xmlns:cx6="http://schemas.microsoft.com/office/drawing/2016/5/12/chartex" xmlns:cx7="http://schemas.microsoft.com/office/drawing/2016/5/13/chartex" xmlns:cx8="http://schemas.microsoft.com/office/drawing/2016/5/14/chartex" xmlns:mc="http://schemas.openxmlformats.org/markup-compatibility/2006" xmlns:aink="http://schemas.microsoft.com/office/drawing/2016/ink" xmlns:am3d="http://schemas.microsoft.com/office/drawing/2017/model3d" xmlns:o="urn:schemas-microsoft-com:office:office" xmlns:oel="http://schemas.microsoft.com/office/2019/extlst" xmlns:r="http://schemas.openxmlformats.org/officeDocument/2006/relationships" xmlns:m="http://schemas.openxmlformats.org/officeDocument/2006/math" xmlns:v="urn:schemas-microsoft-com:vml" xmlns:wp14="http://schemas.microsoft.com/office/word/2010/wordprocessingDrawing" xmlns:wp="http://schemas.openxmlformats.org/drawingml/2006/wordprocessingDrawing" xmlns:w10="urn:schemas-microsoft-com:office:word" xmlns:w="http://schemas.openxmlformats.org/wordprocessingml/2006/main" xmlns:w14="http://schemas.microsoft.com/office/word/2010/wordml" xmlns:w15="http://schemas.microsoft.com/office/word/2012/wordml" xmlns:w16cex="http://schemas.microsoft.com/office/word/2018/wordml/cex" xmlns:w16cid="http://schemas.microsoft.com/office/word/2016/wordml/cid" xmlns:w16="http://schemas.microsoft.com/office/word/2018/wordml" xmlns:w16du="http://schemas.microsoft.com/office/word/2023/wordml/word16du" xmlns:w16sdtdh="http://schemas.microsoft.com/office/word/2020/wordml/sdtdatahash" xmlns:w16sdtfl="http://schemas.microsoft.com/office/word/2024/wordml/sdtformatlock" xmlns:w16se="http://schemas.microsoft.com/office/word/2015/wordml/symex" xmlns:wpg="http://schemas.microsoft.com/office/word/2010/wordprocessingGroup" xmlns:wpi="http://schemas.microsoft.com/office/word/2010/wordprocessingInk" xmlns:wne="http://schemas.microsoft.com/office/word/2006/wordml" xmlns:wps="http://schemas.microsoft.com/office/word/2010/wordprocessingShape" mc:Ignorable="w14 w15 w16se w16cid w16 w16cex w16sdtdh w16sdtfl w16du wp14">
-  <w15:person w15:author="Mark Verheul">
-    <w15:presenceInfo w15:providerId="AD" w15:userId="S::markverheul@microsoft.com::7213a65e-e3d5-4475-974a-442e9698b6fe"/>
-  </w15:person>
-</w15:people>
 </file>
 
 <file path=word/styles.xml><?xml version="1.0" encoding="utf-8"?>
@@ -8488,6 +9821,7 @@
   <w:style w:type="character" w:default="1" w:styleId="DefaultParagraphFont">
     <w:name w:val="Default Paragraph Font"/>
     <w:uiPriority w:val="1"/>
+    <w:semiHidden/>
     <w:unhideWhenUsed/>
   </w:style>
   <w:style w:type="table" w:default="1" w:styleId="TableNormal">
